--- a/product/evidence/req-005/sole-trader/service-agreement-template.docx
+++ b/product/evidence/req-005/sole-trader/service-agreement-template.docx
@@ -27,8 +27,8 @@
           <w:rFonts w:ascii="Calibri" w:cs="Calibri" w:eastAsia="Calibri" w:hAnsi="Calibri"/>
           <w:i/>
           <w:iCs/>
-          <w:sz w:val="22"/>
-          <w:szCs w:val="22"/>
+          <w:sz w:val="24"/>
+          <w:szCs w:val="24"/>
         </w:rPr>
         <w:t xml:space="preserve">Sunrise Supports</w:t>
       </w:r>
@@ -84,8 +84,6 @@
                 <w:rFonts w:ascii="Calibri" w:cs="Calibri" w:eastAsia="Calibri" w:hAnsi="Calibri"/>
                 <w:b/>
                 <w:bCs/>
-                <w:sz w:val="22"/>
-                <w:szCs w:val="22"/>
               </w:rPr>
               <w:t xml:space="preserve">Item</w:t>
             </w:r>
@@ -108,8 +106,6 @@
                 <w:rFonts w:ascii="Calibri" w:cs="Calibri" w:eastAsia="Calibri" w:hAnsi="Calibri"/>
                 <w:b/>
                 <w:bCs/>
-                <w:sz w:val="22"/>
-                <w:szCs w:val="22"/>
               </w:rPr>
               <w:t xml:space="preserve">Detail</w:t>
             </w:r>
@@ -117,22 +113,23 @@
         </w:tc>
       </w:tr>
       <w:tr>
-        <w:tc>
-          <w:tcPr>
-            <w:tcW w:type="dxa" w:w="4500"/>
-            <w:tcBorders>
-              <w:top w:val="single" w:color="999999" w:sz="4"/>
-              <w:left w:val="single" w:color="999999" w:sz="4"/>
-              <w:bottom w:val="single" w:color="999999" w:sz="4"/>
-              <w:right w:val="single" w:color="999999" w:sz="4"/>
-            </w:tcBorders>
-          </w:tcPr>
-          <w:p>
-            <w:r>
-              <w:rPr>
-                <w:rFonts w:ascii="Calibri" w:cs="Calibri" w:eastAsia="Calibri" w:hAnsi="Calibri"/>
-                <w:sz w:val="22"/>
-                <w:szCs w:val="22"/>
+        <w:trPr>
+          <w:cantSplit/>
+        </w:trPr>
+        <w:tc>
+          <w:tcPr>
+            <w:tcW w:type="dxa" w:w="4500"/>
+            <w:tcBorders>
+              <w:top w:val="single" w:color="999999" w:sz="4"/>
+              <w:left w:val="single" w:color="999999" w:sz="4"/>
+              <w:bottom w:val="single" w:color="999999" w:sz="4"/>
+              <w:right w:val="single" w:color="999999" w:sz="4"/>
+            </w:tcBorders>
+          </w:tcPr>
+          <w:p>
+            <w:r>
+              <w:rPr>
+                <w:rFonts w:ascii="Calibri" w:cs="Calibri" w:eastAsia="Calibri" w:hAnsi="Calibri"/>
               </w:rPr>
               <w:t xml:space="preserve">Document</w:t>
             </w:r>
@@ -152,8 +149,6 @@
             <w:r>
               <w:rPr>
                 <w:rFonts w:ascii="Calibri" w:cs="Calibri" w:eastAsia="Calibri" w:hAnsi="Calibri"/>
-                <w:sz w:val="22"/>
-                <w:szCs w:val="22"/>
               </w:rPr>
               <w:t xml:space="preserve">Service agreement template</w:t>
             </w:r>
@@ -161,22 +156,23 @@
         </w:tc>
       </w:tr>
       <w:tr>
-        <w:tc>
-          <w:tcPr>
-            <w:tcW w:type="dxa" w:w="4500"/>
-            <w:tcBorders>
-              <w:top w:val="single" w:color="999999" w:sz="4"/>
-              <w:left w:val="single" w:color="999999" w:sz="4"/>
-              <w:bottom w:val="single" w:color="999999" w:sz="4"/>
-              <w:right w:val="single" w:color="999999" w:sz="4"/>
-            </w:tcBorders>
-          </w:tcPr>
-          <w:p>
-            <w:r>
-              <w:rPr>
-                <w:rFonts w:ascii="Calibri" w:cs="Calibri" w:eastAsia="Calibri" w:hAnsi="Calibri"/>
-                <w:sz w:val="22"/>
-                <w:szCs w:val="22"/>
+        <w:trPr>
+          <w:cantSplit/>
+        </w:trPr>
+        <w:tc>
+          <w:tcPr>
+            <w:tcW w:type="dxa" w:w="4500"/>
+            <w:tcBorders>
+              <w:top w:val="single" w:color="999999" w:sz="4"/>
+              <w:left w:val="single" w:color="999999" w:sz="4"/>
+              <w:bottom w:val="single" w:color="999999" w:sz="4"/>
+              <w:right w:val="single" w:color="999999" w:sz="4"/>
+            </w:tcBorders>
+          </w:tcPr>
+          <w:p>
+            <w:r>
+              <w:rPr>
+                <w:rFonts w:ascii="Calibri" w:cs="Calibri" w:eastAsia="Calibri" w:hAnsi="Calibri"/>
               </w:rPr>
               <w:t xml:space="preserve">Provider</w:t>
             </w:r>
@@ -196,8 +192,6 @@
             <w:r>
               <w:rPr>
                 <w:rFonts w:ascii="Calibri" w:cs="Calibri" w:eastAsia="Calibri" w:hAnsi="Calibri"/>
-                <w:sz w:val="22"/>
-                <w:szCs w:val="22"/>
               </w:rPr>
               <w:t xml:space="preserve">Sunrise Supports</w:t>
             </w:r>
@@ -205,22 +199,23 @@
         </w:tc>
       </w:tr>
       <w:tr>
-        <w:tc>
-          <w:tcPr>
-            <w:tcW w:type="dxa" w:w="4500"/>
-            <w:tcBorders>
-              <w:top w:val="single" w:color="999999" w:sz="4"/>
-              <w:left w:val="single" w:color="999999" w:sz="4"/>
-              <w:bottom w:val="single" w:color="999999" w:sz="4"/>
-              <w:right w:val="single" w:color="999999" w:sz="4"/>
-            </w:tcBorders>
-          </w:tcPr>
-          <w:p>
-            <w:r>
-              <w:rPr>
-                <w:rFonts w:ascii="Calibri" w:cs="Calibri" w:eastAsia="Calibri" w:hAnsi="Calibri"/>
-                <w:sz w:val="22"/>
-                <w:szCs w:val="22"/>
+        <w:trPr>
+          <w:cantSplit/>
+        </w:trPr>
+        <w:tc>
+          <w:tcPr>
+            <w:tcW w:type="dxa" w:w="4500"/>
+            <w:tcBorders>
+              <w:top w:val="single" w:color="999999" w:sz="4"/>
+              <w:left w:val="single" w:color="999999" w:sz="4"/>
+              <w:bottom w:val="single" w:color="999999" w:sz="4"/>
+              <w:right w:val="single" w:color="999999" w:sz="4"/>
+            </w:tcBorders>
+          </w:tcPr>
+          <w:p>
+            <w:r>
+              <w:rPr>
+                <w:rFonts w:ascii="Calibri" w:cs="Calibri" w:eastAsia="Calibri" w:hAnsi="Calibri"/>
               </w:rPr>
               <w:t xml:space="preserve">Version</w:t>
             </w:r>
@@ -240,8 +235,6 @@
             <w:r>
               <w:rPr>
                 <w:rFonts w:ascii="Calibri" w:cs="Calibri" w:eastAsia="Calibri" w:hAnsi="Calibri"/>
-                <w:sz w:val="22"/>
-                <w:szCs w:val="22"/>
               </w:rPr>
               <w:t xml:space="preserve">review-pack</w:t>
             </w:r>
@@ -249,110 +242,152 @@
         </w:tc>
       </w:tr>
       <w:tr>
-        <w:tc>
-          <w:tcPr>
-            <w:tcW w:type="dxa" w:w="4500"/>
-            <w:tcBorders>
-              <w:top w:val="single" w:color="999999" w:sz="4"/>
-              <w:left w:val="single" w:color="999999" w:sz="4"/>
-              <w:bottom w:val="single" w:color="999999" w:sz="4"/>
-              <w:right w:val="single" w:color="999999" w:sz="4"/>
-            </w:tcBorders>
-          </w:tcPr>
-          <w:p>
-            <w:r>
-              <w:rPr>
-                <w:rFonts w:ascii="Calibri" w:cs="Calibri" w:eastAsia="Calibri" w:hAnsi="Calibri"/>
-                <w:sz w:val="22"/>
-                <w:szCs w:val="22"/>
-              </w:rPr>
-              <w:t xml:space="preserve">Generated</w:t>
-            </w:r>
-          </w:p>
-        </w:tc>
-        <w:tc>
-          <w:tcPr>
-            <w:tcW w:type="dxa" w:w="4500"/>
-            <w:tcBorders>
-              <w:top w:val="single" w:color="999999" w:sz="4"/>
-              <w:left w:val="single" w:color="999999" w:sz="4"/>
-              <w:bottom w:val="single" w:color="999999" w:sz="4"/>
-              <w:right w:val="single" w:color="999999" w:sz="4"/>
-            </w:tcBorders>
-          </w:tcPr>
-          <w:p>
-            <w:r>
-              <w:rPr>
-                <w:rFonts w:ascii="Calibri" w:cs="Calibri" w:eastAsia="Calibri" w:hAnsi="Calibri"/>
-                <w:sz w:val="22"/>
-                <w:szCs w:val="22"/>
-              </w:rPr>
-              <w:t xml:space="preserve">12 October 2026</w:t>
-            </w:r>
-          </w:p>
-        </w:tc>
-      </w:tr>
-      <w:tr>
-        <w:tc>
-          <w:tcPr>
-            <w:tcW w:type="dxa" w:w="4500"/>
-            <w:tcBorders>
-              <w:top w:val="single" w:color="999999" w:sz="4"/>
-              <w:left w:val="single" w:color="999999" w:sz="4"/>
-              <w:bottom w:val="single" w:color="999999" w:sz="4"/>
-              <w:right w:val="single" w:color="999999" w:sz="4"/>
-            </w:tcBorders>
-          </w:tcPr>
-          <w:p>
-            <w:r>
-              <w:rPr>
-                <w:rFonts w:ascii="Calibri" w:cs="Calibri" w:eastAsia="Calibri" w:hAnsi="Calibri"/>
-                <w:sz w:val="22"/>
-                <w:szCs w:val="22"/>
-              </w:rPr>
-              <w:t xml:space="preserve">Approval</w:t>
-            </w:r>
-          </w:p>
-        </w:tc>
-        <w:tc>
-          <w:tcPr>
-            <w:tcW w:type="dxa" w:w="4500"/>
-            <w:tcBorders>
-              <w:top w:val="single" w:color="999999" w:sz="4"/>
-              <w:left w:val="single" w:color="999999" w:sz="4"/>
-              <w:bottom w:val="single" w:color="999999" w:sz="4"/>
-              <w:right w:val="single" w:color="999999" w:sz="4"/>
-            </w:tcBorders>
-          </w:tcPr>
-          <w:p>
-            <w:r>
-              <w:rPr>
-                <w:rFonts w:ascii="Calibri" w:cs="Calibri" w:eastAsia="Calibri" w:hAnsi="Calibri"/>
-                <w:sz w:val="22"/>
-                <w:szCs w:val="22"/>
-              </w:rPr>
-              <w:t xml:space="preserve">[Provider to complete: name, role and date]</w:t>
-            </w:r>
-          </w:p>
-        </w:tc>
-      </w:tr>
-      <w:tr>
-        <w:tc>
-          <w:tcPr>
-            <w:tcW w:type="dxa" w:w="4500"/>
-            <w:tcBorders>
-              <w:top w:val="single" w:color="999999" w:sz="4"/>
-              <w:left w:val="single" w:color="999999" w:sz="4"/>
-              <w:bottom w:val="single" w:color="999999" w:sz="4"/>
-              <w:right w:val="single" w:color="999999" w:sz="4"/>
-            </w:tcBorders>
-          </w:tcPr>
-          <w:p>
-            <w:r>
-              <w:rPr>
-                <w:rFonts w:ascii="Calibri" w:cs="Calibri" w:eastAsia="Calibri" w:hAnsi="Calibri"/>
-                <w:sz w:val="22"/>
-                <w:szCs w:val="22"/>
+        <w:trPr>
+          <w:cantSplit/>
+        </w:trPr>
+        <w:tc>
+          <w:tcPr>
+            <w:tcW w:type="dxa" w:w="4500"/>
+            <w:tcBorders>
+              <w:top w:val="single" w:color="999999" w:sz="4"/>
+              <w:left w:val="single" w:color="999999" w:sz="4"/>
+              <w:bottom w:val="single" w:color="999999" w:sz="4"/>
+              <w:right w:val="single" w:color="999999" w:sz="4"/>
+            </w:tcBorders>
+          </w:tcPr>
+          <w:p>
+            <w:r>
+              <w:rPr>
+                <w:rFonts w:ascii="Calibri" w:cs="Calibri" w:eastAsia="Calibri" w:hAnsi="Calibri"/>
+              </w:rPr>
+              <w:t xml:space="preserve">Drafted</w:t>
+            </w:r>
+          </w:p>
+        </w:tc>
+        <w:tc>
+          <w:tcPr>
+            <w:tcW w:type="dxa" w:w="4500"/>
+            <w:tcBorders>
+              <w:top w:val="single" w:color="999999" w:sz="4"/>
+              <w:left w:val="single" w:color="999999" w:sz="4"/>
+              <w:bottom w:val="single" w:color="999999" w:sz="4"/>
+              <w:right w:val="single" w:color="999999" w:sz="4"/>
+            </w:tcBorders>
+          </w:tcPr>
+          <w:p>
+            <w:r>
+              <w:rPr>
+                <w:rFonts w:ascii="Calibri" w:cs="Calibri" w:eastAsia="Calibri" w:hAnsi="Calibri"/>
+              </w:rPr>
+              <w:t xml:space="preserve">14 October 2026</w:t>
+            </w:r>
+          </w:p>
+        </w:tc>
+      </w:tr>
+      <w:tr>
+        <w:trPr>
+          <w:cantSplit/>
+        </w:trPr>
+        <w:tc>
+          <w:tcPr>
+            <w:tcW w:type="dxa" w:w="4500"/>
+            <w:tcBorders>
+              <w:top w:val="single" w:color="999999" w:sz="4"/>
+              <w:left w:val="single" w:color="999999" w:sz="4"/>
+              <w:bottom w:val="single" w:color="999999" w:sz="4"/>
+              <w:right w:val="single" w:color="999999" w:sz="4"/>
+            </w:tcBorders>
+          </w:tcPr>
+          <w:p>
+            <w:r>
+              <w:rPr>
+                <w:rFonts w:ascii="Calibri" w:cs="Calibri" w:eastAsia="Calibri" w:hAnsi="Calibri"/>
+              </w:rPr>
+              <w:t xml:space="preserve">Approver</w:t>
+            </w:r>
+          </w:p>
+        </w:tc>
+        <w:tc>
+          <w:tcPr>
+            <w:tcW w:type="dxa" w:w="4500"/>
+            <w:tcBorders>
+              <w:top w:val="single" w:color="999999" w:sz="4"/>
+              <w:left w:val="single" w:color="999999" w:sz="4"/>
+              <w:bottom w:val="single" w:color="999999" w:sz="4"/>
+              <w:right w:val="single" w:color="999999" w:sz="4"/>
+            </w:tcBorders>
+          </w:tcPr>
+          <w:p>
+            <w:r>
+              <w:rPr>
+                <w:rFonts w:ascii="Calibri" w:cs="Calibri" w:eastAsia="Calibri" w:hAnsi="Calibri"/>
+              </w:rPr>
+              <w:t xml:space="preserve">Jane Citizen, Owner</w:t>
+            </w:r>
+          </w:p>
+        </w:tc>
+      </w:tr>
+      <w:tr>
+        <w:trPr>
+          <w:cantSplit/>
+        </w:trPr>
+        <w:tc>
+          <w:tcPr>
+            <w:tcW w:type="dxa" w:w="4500"/>
+            <w:tcBorders>
+              <w:top w:val="single" w:color="999999" w:sz="4"/>
+              <w:left w:val="single" w:color="999999" w:sz="4"/>
+              <w:bottom w:val="single" w:color="999999" w:sz="4"/>
+              <w:right w:val="single" w:color="999999" w:sz="4"/>
+            </w:tcBorders>
+          </w:tcPr>
+          <w:p>
+            <w:r>
+              <w:rPr>
+                <w:rFonts w:ascii="Calibri" w:cs="Calibri" w:eastAsia="Calibri" w:hAnsi="Calibri"/>
+              </w:rPr>
+              <w:t xml:space="preserve">Approval date</w:t>
+            </w:r>
+          </w:p>
+        </w:tc>
+        <w:tc>
+          <w:tcPr>
+            <w:tcW w:type="dxa" w:w="4500"/>
+            <w:tcBorders>
+              <w:top w:val="single" w:color="999999" w:sz="4"/>
+              <w:left w:val="single" w:color="999999" w:sz="4"/>
+              <w:bottom w:val="single" w:color="999999" w:sz="4"/>
+              <w:right w:val="single" w:color="999999" w:sz="4"/>
+            </w:tcBorders>
+          </w:tcPr>
+          <w:p>
+            <w:r>
+              <w:rPr>
+                <w:rFonts w:ascii="Calibri" w:cs="Calibri" w:eastAsia="Calibri" w:hAnsi="Calibri"/>
+              </w:rPr>
+              <w:t xml:space="preserve">14 October 2026</w:t>
+            </w:r>
+          </w:p>
+        </w:tc>
+      </w:tr>
+      <w:tr>
+        <w:trPr>
+          <w:cantSplit/>
+        </w:trPr>
+        <w:tc>
+          <w:tcPr>
+            <w:tcW w:type="dxa" w:w="4500"/>
+            <w:tcBorders>
+              <w:top w:val="single" w:color="999999" w:sz="4"/>
+              <w:left w:val="single" w:color="999999" w:sz="4"/>
+              <w:bottom w:val="single" w:color="999999" w:sz="4"/>
+              <w:right w:val="single" w:color="999999" w:sz="4"/>
+            </w:tcBorders>
+          </w:tcPr>
+          <w:p>
+            <w:r>
+              <w:rPr>
+                <w:rFonts w:ascii="Calibri" w:cs="Calibri" w:eastAsia="Calibri" w:hAnsi="Calibri"/>
               </w:rPr>
               <w:t xml:space="preserve">Next review</w:t>
             </w:r>
@@ -372,10 +407,51 @@
             <w:r>
               <w:rPr>
                 <w:rFonts w:ascii="Calibri" w:cs="Calibri" w:eastAsia="Calibri" w:hAnsi="Calibri"/>
-                <w:sz w:val="22"/>
-                <w:szCs w:val="22"/>
-              </w:rPr>
-              <w:t xml:space="preserve">12 October 2027</w:t>
+              </w:rPr>
+              <w:t xml:space="preserve">14 October 2027</w:t>
+            </w:r>
+          </w:p>
+        </w:tc>
+      </w:tr>
+      <w:tr>
+        <w:trPr>
+          <w:cantSplit/>
+        </w:trPr>
+        <w:tc>
+          <w:tcPr>
+            <w:tcW w:type="dxa" w:w="4500"/>
+            <w:tcBorders>
+              <w:top w:val="single" w:color="999999" w:sz="4"/>
+              <w:left w:val="single" w:color="999999" w:sz="4"/>
+              <w:bottom w:val="single" w:color="999999" w:sz="4"/>
+              <w:right w:val="single" w:color="999999" w:sz="4"/>
+            </w:tcBorders>
+          </w:tcPr>
+          <w:p>
+            <w:r>
+              <w:rPr>
+                <w:rFonts w:ascii="Calibri" w:cs="Calibri" w:eastAsia="Calibri" w:hAnsi="Calibri"/>
+              </w:rPr>
+              <w:t xml:space="preserve">Standards it supports</w:t>
+            </w:r>
+          </w:p>
+        </w:tc>
+        <w:tc>
+          <w:tcPr>
+            <w:tcW w:type="dxa" w:w="4500"/>
+            <w:tcBorders>
+              <w:top w:val="single" w:color="999999" w:sz="4"/>
+              <w:left w:val="single" w:color="999999" w:sz="4"/>
+              <w:bottom w:val="single" w:color="999999" w:sz="4"/>
+              <w:right w:val="single" w:color="999999" w:sz="4"/>
+            </w:tcBorders>
+          </w:tcPr>
+          <w:p>
+            <w:r>
+              <w:rPr>
+                <w:rFonts w:ascii="Calibri" w:cs="Calibri" w:eastAsia="Calibri" w:hAnsi="Calibri"/>
+              </w:rPr>
+              <w:t xml:space="preserve">the NDIS Code of Conduct applies to every provider and worker</w:t>
             </w:r>
           </w:p>
         </w:tc>
@@ -383,26 +459,22 @@
     </w:tbl>
     <w:p>
       <w:pPr>
-        <w:spacing w:after="120"/>
-      </w:pPr>
-      <w:r>
-        <w:rPr>
-          <w:rFonts w:ascii="Calibri" w:cs="Calibri" w:eastAsia="Calibri" w:hAnsi="Calibri"/>
-          <w:sz w:val="22"/>
-          <w:szCs w:val="22"/>
+        <w:spacing w:after="120" w:line="276"/>
+      </w:pPr>
+      <w:r>
+        <w:rPr>
+          <w:rFonts w:ascii="Calibri" w:cs="Calibri" w:eastAsia="Calibri" w:hAnsi="Calibri"/>
         </w:rPr>
         <w:t xml:space="preserve"/>
       </w:r>
     </w:p>
     <w:p>
       <w:pPr>
-        <w:spacing w:after="120"/>
-      </w:pPr>
-      <w:r>
-        <w:rPr>
-          <w:rFonts w:ascii="Calibri" w:cs="Calibri" w:eastAsia="Calibri" w:hAnsi="Calibri"/>
-          <w:sz w:val="22"/>
-          <w:szCs w:val="22"/>
+        <w:spacing w:after="120" w:line="276"/>
+      </w:pPr>
+      <w:r>
+        <w:rPr>
+          <w:rFonts w:ascii="Calibri" w:cs="Calibri" w:eastAsia="Calibri" w:hAnsi="Calibri"/>
         </w:rPr>
         <w:t xml:space="preserve">Verification providers are not audited against this document under the NDIS Practice Standards. We keep it because the NDIS Code of Conduct applies to every provider and worker.</w:t>
       </w:r>
@@ -418,20 +490,73 @@
           <w:b/>
           <w:bCs/>
         </w:rPr>
-        <w:t xml:space="preserve">1 How to use this template</w:t>
-      </w:r>
-    </w:p>
-    <w:p>
-      <w:pPr>
-        <w:spacing w:after="120"/>
-      </w:pPr>
-      <w:r>
-        <w:rPr>
-          <w:rFonts w:ascii="Calibri" w:cs="Calibri" w:eastAsia="Calibri" w:hAnsi="Calibri"/>
-          <w:sz w:val="22"/>
-          <w:szCs w:val="22"/>
-        </w:rPr>
-        <w:t xml:space="preserve">Text in square brackets is a placeholder for us to fill in. We do not write any participant's personal information into the template itself; the completed copy for each participant is kept with that participant's records.</w:t>
+        <w:t xml:space="preserve">In plain words</w:t>
+      </w:r>
+    </w:p>
+    <w:tbl>
+      <w:tblPr>
+        <w:tblW w:type="dxa" w:w="9000"/>
+        <w:tblBorders>
+          <w:top w:val="single" w:color="auto" w:sz="4"/>
+          <w:left w:val="single" w:color="auto" w:sz="4"/>
+          <w:bottom w:val="single" w:color="auto" w:sz="4"/>
+          <w:right w:val="single" w:color="auto" w:sz="4"/>
+          <w:insideH w:val="single" w:color="auto" w:sz="4"/>
+          <w:insideV w:val="single" w:color="auto" w:sz="4"/>
+        </w:tblBorders>
+      </w:tblPr>
+      <w:tblGrid>
+        <w:gridCol w:w="9000"/>
+      </w:tblGrid>
+      <w:tr>
+        <w:tc>
+          <w:tcPr>
+            <w:tcW w:type="dxa" w:w="9000"/>
+            <w:tcBorders>
+              <w:top w:val="single" w:color="999999" w:sz="4"/>
+              <w:left w:val="single" w:color="999999" w:sz="4"/>
+              <w:bottom w:val="single" w:color="999999" w:sz="4"/>
+              <w:right w:val="single" w:color="999999" w:sz="4"/>
+            </w:tcBorders>
+            <w:shd w:fill="FFF4CE" w:val="clear"/>
+          </w:tcPr>
+          <w:p>
+            <w:r>
+              <w:rPr>
+                <w:rFonts w:ascii="Calibri" w:cs="Calibri" w:eastAsia="Calibri" w:hAnsi="Calibri"/>
+                <w:i/>
+                <w:iCs/>
+                <w:sz w:val="32"/>
+                <w:szCs w:val="32"/>
+              </w:rPr>
+              <w:t xml:space="preserve">Generic text: add your details.</w:t>
+            </w:r>
+          </w:p>
+        </w:tc>
+      </w:tr>
+    </w:tbl>
+    <w:p>
+      <w:pPr>
+        <w:spacing w:after="120" w:line="276"/>
+      </w:pPr>
+      <w:r>
+        <w:rPr>
+          <w:rFonts w:ascii="Calibri" w:cs="Calibri" w:eastAsia="Calibri" w:hAnsi="Calibri"/>
+        </w:rPr>
+        <w:t xml:space="preserve"/>
+      </w:r>
+    </w:p>
+    <w:p>
+      <w:pPr>
+        <w:spacing w:after="120" w:line="276"/>
+      </w:pPr>
+      <w:r>
+        <w:rPr>
+          <w:rFonts w:ascii="Calibri" w:cs="Calibri" w:eastAsia="Calibri" w:hAnsi="Calibri"/>
+          <w:sz w:val="32"/>
+          <w:szCs w:val="32"/>
+        </w:rPr>
+        <w:t xml:space="preserve">This document is about how Sunrise Supports works with you. You choose your supports. We listen to you. If something is wrong, tell us or tell Jane Citizen. We will fix it.</w:t>
       </w:r>
     </w:p>
     <w:p>
@@ -445,18 +570,136 @@
           <w:b/>
           <w:bCs/>
         </w:rPr>
+        <w:t xml:space="preserve">Easy Read version</w:t>
+      </w:r>
+    </w:p>
+    <w:p>
+      <w:pPr>
+        <w:spacing w:after="120" w:line="276"/>
+      </w:pPr>
+      <w:r>
+        <w:rPr>
+          <w:rFonts w:ascii="Calibri" w:cs="Calibri" w:eastAsia="Calibri" w:hAnsi="Calibri"/>
+        </w:rPr>
+        <w:t xml:space="preserve">We keep an Easy Read version of the summary above with this document: one idea per line, with a picture for each idea, in large print.</w:t>
+      </w:r>
+    </w:p>
+    <w:tbl>
+      <w:tblPr>
+        <w:tblW w:type="dxa" w:w="9000"/>
+        <w:tblBorders>
+          <w:top w:val="single" w:color="auto" w:sz="4"/>
+          <w:left w:val="single" w:color="auto" w:sz="4"/>
+          <w:bottom w:val="single" w:color="auto" w:sz="4"/>
+          <w:right w:val="single" w:color="auto" w:sz="4"/>
+          <w:insideH w:val="single" w:color="auto" w:sz="4"/>
+          <w:insideV w:val="single" w:color="auto" w:sz="4"/>
+        </w:tblBorders>
+      </w:tblPr>
+      <w:tblGrid>
+        <w:gridCol w:w="9000"/>
+      </w:tblGrid>
+      <w:tr>
+        <w:tc>
+          <w:tcPr>
+            <w:tcW w:type="dxa" w:w="9000"/>
+            <w:tcBorders>
+              <w:top w:val="single" w:color="999999" w:sz="4"/>
+              <w:left w:val="single" w:color="999999" w:sz="4"/>
+              <w:bottom w:val="single" w:color="999999" w:sz="4"/>
+              <w:right w:val="single" w:color="999999" w:sz="4"/>
+            </w:tcBorders>
+            <w:shd w:fill="FFF4CE" w:val="clear"/>
+          </w:tcPr>
+          <w:p>
+            <w:r>
+              <w:rPr>
+                <w:rFonts w:ascii="Calibri" w:cs="Calibri" w:eastAsia="Calibri" w:hAnsi="Calibri"/>
+                <w:i/>
+                <w:iCs/>
+                <w:sz w:val="24"/>
+                <w:szCs w:val="24"/>
+                <w:shd w:fill="FBE9D7" w:val="clear"/>
+              </w:rPr>
+              <w:t xml:space="preserve">[Easy Read version]</w:t>
+            </w:r>
+          </w:p>
+        </w:tc>
+      </w:tr>
+    </w:tbl>
+    <w:p>
+      <w:pPr>
+        <w:spacing w:after="120" w:line="276"/>
+      </w:pPr>
+      <w:r>
+        <w:rPr>
+          <w:rFonts w:ascii="Calibri" w:cs="Calibri" w:eastAsia="Calibri" w:hAnsi="Calibri"/>
+        </w:rPr>
+        <w:t xml:space="preserve"/>
+      </w:r>
+    </w:p>
+    <w:p>
+      <w:pPr>
+        <w:pStyle w:val="Heading1"/>
+        <w:spacing w:after="120" w:before="240"/>
+      </w:pPr>
+      <w:r>
+        <w:rPr>
+          <w:rFonts w:ascii="Calibri" w:cs="Calibri" w:eastAsia="Calibri" w:hAnsi="Calibri"/>
+          <w:b/>
+          <w:bCs/>
+        </w:rPr>
+        <w:t xml:space="preserve">1 How to use this template</w:t>
+      </w:r>
+    </w:p>
+    <w:p>
+      <w:pPr>
+        <w:spacing w:after="120" w:line="276"/>
+      </w:pPr>
+      <w:r>
+        <w:rPr>
+          <w:rFonts w:ascii="Calibri" w:cs="Calibri" w:eastAsia="Calibri" w:hAnsi="Calibri"/>
+        </w:rPr>
+        <w:t xml:space="preserve">Text in square brackets is a placeholder for us to fill in. We do not write any participant's personal information into the template itself; the completed copy for each participant is kept with that participant's records.</w:t>
+      </w:r>
+    </w:p>
+    <w:p>
+      <w:pPr>
+        <w:pStyle w:val="Heading1"/>
+        <w:spacing w:after="120" w:before="240"/>
+      </w:pPr>
+      <w:r>
+        <w:rPr>
+          <w:rFonts w:ascii="Calibri" w:cs="Calibri" w:eastAsia="Calibri" w:hAnsi="Calibri"/>
+          <w:b/>
+          <w:bCs/>
+        </w:rPr>
         <w:t xml:space="preserve">2 Parties</w:t>
       </w:r>
     </w:p>
     <w:p>
       <w:pPr>
-        <w:spacing w:after="120"/>
-      </w:pPr>
-      <w:r>
-        <w:rPr>
-          <w:rFonts w:ascii="Calibri" w:cs="Calibri" w:eastAsia="Calibri" w:hAnsi="Calibri"/>
-          <w:sz w:val="22"/>
-          <w:szCs w:val="22"/>
+        <w:spacing w:after="80"/>
+      </w:pPr>
+      <w:r>
+        <w:rPr>
+          <w:rFonts w:ascii="Calibri" w:cs="Calibri" w:eastAsia="Calibri" w:hAnsi="Calibri"/>
+          <w:i/>
+          <w:iCs/>
+          <w:color w:val="555555"/>
+          <w:sz w:val="20"/>
+          <w:szCs w:val="20"/>
+        </w:rPr>
+        <w:t xml:space="preserve">Drafted from your answers.</w:t>
+      </w:r>
+    </w:p>
+    <w:p>
+      <w:pPr>
+        <w:spacing w:after="120" w:line="276"/>
+      </w:pPr>
+      <w:r>
+        <w:rPr>
+          <w:rFonts w:ascii="Calibri" w:cs="Calibri" w:eastAsia="Calibri" w:hAnsi="Calibri"/>
         </w:rPr>
         <w:t xml:space="preserve">This section names the two parties to the agreement. We have filled in our details. The participant details are left blank for us to complete with each participant.</w:t>
       </w:r>
@@ -498,8 +741,6 @@
                 <w:rFonts w:ascii="Calibri" w:cs="Calibri" w:eastAsia="Calibri" w:hAnsi="Calibri"/>
                 <w:b/>
                 <w:bCs/>
-                <w:sz w:val="22"/>
-                <w:szCs w:val="22"/>
               </w:rPr>
               <w:t xml:space="preserve">Item</w:t>
             </w:r>
@@ -522,8 +763,6 @@
                 <w:rFonts w:ascii="Calibri" w:cs="Calibri" w:eastAsia="Calibri" w:hAnsi="Calibri"/>
                 <w:b/>
                 <w:bCs/>
-                <w:sz w:val="22"/>
-                <w:szCs w:val="22"/>
               </w:rPr>
               <w:t xml:space="preserve">Provider details</w:t>
             </w:r>
@@ -531,22 +770,23 @@
         </w:tc>
       </w:tr>
       <w:tr>
-        <w:tc>
-          <w:tcPr>
-            <w:tcW w:type="dxa" w:w="4500"/>
-            <w:tcBorders>
-              <w:top w:val="single" w:color="999999" w:sz="4"/>
-              <w:left w:val="single" w:color="999999" w:sz="4"/>
-              <w:bottom w:val="single" w:color="999999" w:sz="4"/>
-              <w:right w:val="single" w:color="999999" w:sz="4"/>
-            </w:tcBorders>
-          </w:tcPr>
-          <w:p>
-            <w:r>
-              <w:rPr>
-                <w:rFonts w:ascii="Calibri" w:cs="Calibri" w:eastAsia="Calibri" w:hAnsi="Calibri"/>
-                <w:sz w:val="22"/>
-                <w:szCs w:val="22"/>
+        <w:trPr>
+          <w:cantSplit/>
+        </w:trPr>
+        <w:tc>
+          <w:tcPr>
+            <w:tcW w:type="dxa" w:w="4500"/>
+            <w:tcBorders>
+              <w:top w:val="single" w:color="999999" w:sz="4"/>
+              <w:left w:val="single" w:color="999999" w:sz="4"/>
+              <w:bottom w:val="single" w:color="999999" w:sz="4"/>
+              <w:right w:val="single" w:color="999999" w:sz="4"/>
+            </w:tcBorders>
+          </w:tcPr>
+          <w:p>
+            <w:r>
+              <w:rPr>
+                <w:rFonts w:ascii="Calibri" w:cs="Calibri" w:eastAsia="Calibri" w:hAnsi="Calibri"/>
               </w:rPr>
               <w:t xml:space="preserve">Trading name</w:t>
             </w:r>
@@ -566,8 +806,6 @@
             <w:r>
               <w:rPr>
                 <w:rFonts w:ascii="Calibri" w:cs="Calibri" w:eastAsia="Calibri" w:hAnsi="Calibri"/>
-                <w:sz w:val="22"/>
-                <w:szCs w:val="22"/>
               </w:rPr>
               <w:t xml:space="preserve">Sunrise Supports</w:t>
             </w:r>
@@ -575,22 +813,23 @@
         </w:tc>
       </w:tr>
       <w:tr>
-        <w:tc>
-          <w:tcPr>
-            <w:tcW w:type="dxa" w:w="4500"/>
-            <w:tcBorders>
-              <w:top w:val="single" w:color="999999" w:sz="4"/>
-              <w:left w:val="single" w:color="999999" w:sz="4"/>
-              <w:bottom w:val="single" w:color="999999" w:sz="4"/>
-              <w:right w:val="single" w:color="999999" w:sz="4"/>
-            </w:tcBorders>
-          </w:tcPr>
-          <w:p>
-            <w:r>
-              <w:rPr>
-                <w:rFonts w:ascii="Calibri" w:cs="Calibri" w:eastAsia="Calibri" w:hAnsi="Calibri"/>
-                <w:sz w:val="22"/>
-                <w:szCs w:val="22"/>
+        <w:trPr>
+          <w:cantSplit/>
+        </w:trPr>
+        <w:tc>
+          <w:tcPr>
+            <w:tcW w:type="dxa" w:w="4500"/>
+            <w:tcBorders>
+              <w:top w:val="single" w:color="999999" w:sz="4"/>
+              <w:left w:val="single" w:color="999999" w:sz="4"/>
+              <w:bottom w:val="single" w:color="999999" w:sz="4"/>
+              <w:right w:val="single" w:color="999999" w:sz="4"/>
+            </w:tcBorders>
+          </w:tcPr>
+          <w:p>
+            <w:r>
+              <w:rPr>
+                <w:rFonts w:ascii="Calibri" w:cs="Calibri" w:eastAsia="Calibri" w:hAnsi="Calibri"/>
               </w:rPr>
               <w:t xml:space="preserve">Business structure</w:t>
             </w:r>
@@ -610,8 +849,6 @@
             <w:r>
               <w:rPr>
                 <w:rFonts w:ascii="Calibri" w:cs="Calibri" w:eastAsia="Calibri" w:hAnsi="Calibri"/>
-                <w:sz w:val="22"/>
-                <w:szCs w:val="22"/>
               </w:rPr>
               <w:t xml:space="preserve">Sole trader</w:t>
             </w:r>
@@ -619,22 +856,23 @@
         </w:tc>
       </w:tr>
       <w:tr>
-        <w:tc>
-          <w:tcPr>
-            <w:tcW w:type="dxa" w:w="4500"/>
-            <w:tcBorders>
-              <w:top w:val="single" w:color="999999" w:sz="4"/>
-              <w:left w:val="single" w:color="999999" w:sz="4"/>
-              <w:bottom w:val="single" w:color="999999" w:sz="4"/>
-              <w:right w:val="single" w:color="999999" w:sz="4"/>
-            </w:tcBorders>
-          </w:tcPr>
-          <w:p>
-            <w:r>
-              <w:rPr>
-                <w:rFonts w:ascii="Calibri" w:cs="Calibri" w:eastAsia="Calibri" w:hAnsi="Calibri"/>
-                <w:sz w:val="22"/>
-                <w:szCs w:val="22"/>
+        <w:trPr>
+          <w:cantSplit/>
+        </w:trPr>
+        <w:tc>
+          <w:tcPr>
+            <w:tcW w:type="dxa" w:w="4500"/>
+            <w:tcBorders>
+              <w:top w:val="single" w:color="999999" w:sz="4"/>
+              <w:left w:val="single" w:color="999999" w:sz="4"/>
+              <w:bottom w:val="single" w:color="999999" w:sz="4"/>
+              <w:right w:val="single" w:color="999999" w:sz="4"/>
+            </w:tcBorders>
+          </w:tcPr>
+          <w:p>
+            <w:r>
+              <w:rPr>
+                <w:rFonts w:ascii="Calibri" w:cs="Calibri" w:eastAsia="Calibri" w:hAnsi="Calibri"/>
               </w:rPr>
               <w:t xml:space="preserve">State where we work</w:t>
             </w:r>
@@ -654,8 +892,6 @@
             <w:r>
               <w:rPr>
                 <w:rFonts w:ascii="Calibri" w:cs="Calibri" w:eastAsia="Calibri" w:hAnsi="Calibri"/>
-                <w:sz w:val="22"/>
-                <w:szCs w:val="22"/>
               </w:rPr>
               <w:t xml:space="preserve">New South Wales</w:t>
             </w:r>
@@ -663,22 +899,23 @@
         </w:tc>
       </w:tr>
       <w:tr>
-        <w:tc>
-          <w:tcPr>
-            <w:tcW w:type="dxa" w:w="4500"/>
-            <w:tcBorders>
-              <w:top w:val="single" w:color="999999" w:sz="4"/>
-              <w:left w:val="single" w:color="999999" w:sz="4"/>
-              <w:bottom w:val="single" w:color="999999" w:sz="4"/>
-              <w:right w:val="single" w:color="999999" w:sz="4"/>
-            </w:tcBorders>
-          </w:tcPr>
-          <w:p>
-            <w:r>
-              <w:rPr>
-                <w:rFonts w:ascii="Calibri" w:cs="Calibri" w:eastAsia="Calibri" w:hAnsi="Calibri"/>
-                <w:sz w:val="22"/>
-                <w:szCs w:val="22"/>
+        <w:trPr>
+          <w:cantSplit/>
+        </w:trPr>
+        <w:tc>
+          <w:tcPr>
+            <w:tcW w:type="dxa" w:w="4500"/>
+            <w:tcBorders>
+              <w:top w:val="single" w:color="999999" w:sz="4"/>
+              <w:left w:val="single" w:color="999999" w:sz="4"/>
+              <w:bottom w:val="single" w:color="999999" w:sz="4"/>
+              <w:right w:val="single" w:color="999999" w:sz="4"/>
+            </w:tcBorders>
+          </w:tcPr>
+          <w:p>
+            <w:r>
+              <w:rPr>
+                <w:rFonts w:ascii="Calibri" w:cs="Calibri" w:eastAsia="Calibri" w:hAnsi="Calibri"/>
               </w:rPr>
               <w:t xml:space="preserve">Support we provide</w:t>
             </w:r>
@@ -698,8 +935,6 @@
             <w:r>
               <w:rPr>
                 <w:rFonts w:ascii="Calibri" w:cs="Calibri" w:eastAsia="Calibri" w:hAnsi="Calibri"/>
-                <w:sz w:val="22"/>
-                <w:szCs w:val="22"/>
               </w:rPr>
               <w:t xml:space="preserve">0120 Household tasks</w:t>
             </w:r>
@@ -709,13 +944,11 @@
     </w:tbl>
     <w:p>
       <w:pPr>
-        <w:spacing w:after="120"/>
-      </w:pPr>
-      <w:r>
-        <w:rPr>
-          <w:rFonts w:ascii="Calibri" w:cs="Calibri" w:eastAsia="Calibri" w:hAnsi="Calibri"/>
-          <w:sz w:val="22"/>
-          <w:szCs w:val="22"/>
+        <w:spacing w:after="120" w:line="276"/>
+      </w:pPr>
+      <w:r>
+        <w:rPr>
+          <w:rFonts w:ascii="Calibri" w:cs="Calibri" w:eastAsia="Calibri" w:hAnsi="Calibri"/>
         </w:rPr>
         <w:t xml:space="preserve"/>
       </w:r>
@@ -753,8 +986,6 @@
                 <w:rFonts w:ascii="Calibri" w:cs="Calibri" w:eastAsia="Calibri" w:hAnsi="Calibri"/>
                 <w:i/>
                 <w:iCs/>
-                <w:sz w:val="22"/>
-                <w:szCs w:val="22"/>
               </w:rPr>
               <w:t xml:space="preserve">[Provider to complete: ABN. Our ABN was not given when this template was prepared.]</w:t>
             </w:r>
@@ -764,13 +995,11 @@
     </w:tbl>
     <w:p>
       <w:pPr>
-        <w:spacing w:after="120"/>
-      </w:pPr>
-      <w:r>
-        <w:rPr>
-          <w:rFonts w:ascii="Calibri" w:cs="Calibri" w:eastAsia="Calibri" w:hAnsi="Calibri"/>
-          <w:sz w:val="22"/>
-          <w:szCs w:val="22"/>
+        <w:spacing w:after="120" w:line="276"/>
+      </w:pPr>
+      <w:r>
+        <w:rPr>
+          <w:rFonts w:ascii="Calibri" w:cs="Calibri" w:eastAsia="Calibri" w:hAnsi="Calibri"/>
         </w:rPr>
         <w:t xml:space="preserve"/>
       </w:r>
@@ -812,8 +1041,6 @@
                 <w:rFonts w:ascii="Calibri" w:cs="Calibri" w:eastAsia="Calibri" w:hAnsi="Calibri"/>
                 <w:b/>
                 <w:bCs/>
-                <w:sz w:val="22"/>
-                <w:szCs w:val="22"/>
               </w:rPr>
               <w:t xml:space="preserve">Item</w:t>
             </w:r>
@@ -836,8 +1063,6 @@
                 <w:rFonts w:ascii="Calibri" w:cs="Calibri" w:eastAsia="Calibri" w:hAnsi="Calibri"/>
                 <w:b/>
                 <w:bCs/>
-                <w:sz w:val="22"/>
-                <w:szCs w:val="22"/>
               </w:rPr>
               <w:t xml:space="preserve">Participant details</w:t>
             </w:r>
@@ -845,22 +1070,23 @@
         </w:tc>
       </w:tr>
       <w:tr>
-        <w:tc>
-          <w:tcPr>
-            <w:tcW w:type="dxa" w:w="4500"/>
-            <w:tcBorders>
-              <w:top w:val="single" w:color="999999" w:sz="4"/>
-              <w:left w:val="single" w:color="999999" w:sz="4"/>
-              <w:bottom w:val="single" w:color="999999" w:sz="4"/>
-              <w:right w:val="single" w:color="999999" w:sz="4"/>
-            </w:tcBorders>
-          </w:tcPr>
-          <w:p>
-            <w:r>
-              <w:rPr>
-                <w:rFonts w:ascii="Calibri" w:cs="Calibri" w:eastAsia="Calibri" w:hAnsi="Calibri"/>
-                <w:sz w:val="22"/>
-                <w:szCs w:val="22"/>
+        <w:trPr>
+          <w:cantSplit/>
+        </w:trPr>
+        <w:tc>
+          <w:tcPr>
+            <w:tcW w:type="dxa" w:w="4500"/>
+            <w:tcBorders>
+              <w:top w:val="single" w:color="999999" w:sz="4"/>
+              <w:left w:val="single" w:color="999999" w:sz="4"/>
+              <w:bottom w:val="single" w:color="999999" w:sz="4"/>
+              <w:right w:val="single" w:color="999999" w:sz="4"/>
+            </w:tcBorders>
+          </w:tcPr>
+          <w:p>
+            <w:r>
+              <w:rPr>
+                <w:rFonts w:ascii="Calibri" w:cs="Calibri" w:eastAsia="Calibri" w:hAnsi="Calibri"/>
               </w:rPr>
               <w:t xml:space="preserve">Participant full name</w:t>
             </w:r>
@@ -880,8 +1106,9 @@
             <w:r>
               <w:rPr>
                 <w:rFonts w:ascii="Calibri" w:cs="Calibri" w:eastAsia="Calibri" w:hAnsi="Calibri"/>
-                <w:sz w:val="22"/>
-                <w:szCs w:val="22"/>
+                <w:sz w:val="24"/>
+                <w:szCs w:val="24"/>
+                <w:shd w:fill="FBE9D7" w:val="clear"/>
               </w:rPr>
               <w:t xml:space="preserve">[Provider to complete with the participant]</w:t>
             </w:r>
@@ -889,22 +1116,23 @@
         </w:tc>
       </w:tr>
       <w:tr>
-        <w:tc>
-          <w:tcPr>
-            <w:tcW w:type="dxa" w:w="4500"/>
-            <w:tcBorders>
-              <w:top w:val="single" w:color="999999" w:sz="4"/>
-              <w:left w:val="single" w:color="999999" w:sz="4"/>
-              <w:bottom w:val="single" w:color="999999" w:sz="4"/>
-              <w:right w:val="single" w:color="999999" w:sz="4"/>
-            </w:tcBorders>
-          </w:tcPr>
-          <w:p>
-            <w:r>
-              <w:rPr>
-                <w:rFonts w:ascii="Calibri" w:cs="Calibri" w:eastAsia="Calibri" w:hAnsi="Calibri"/>
-                <w:sz w:val="22"/>
-                <w:szCs w:val="22"/>
+        <w:trPr>
+          <w:cantSplit/>
+        </w:trPr>
+        <w:tc>
+          <w:tcPr>
+            <w:tcW w:type="dxa" w:w="4500"/>
+            <w:tcBorders>
+              <w:top w:val="single" w:color="999999" w:sz="4"/>
+              <w:left w:val="single" w:color="999999" w:sz="4"/>
+              <w:bottom w:val="single" w:color="999999" w:sz="4"/>
+              <w:right w:val="single" w:color="999999" w:sz="4"/>
+            </w:tcBorders>
+          </w:tcPr>
+          <w:p>
+            <w:r>
+              <w:rPr>
+                <w:rFonts w:ascii="Calibri" w:cs="Calibri" w:eastAsia="Calibri" w:hAnsi="Calibri"/>
               </w:rPr>
               <w:t xml:space="preserve">Preferred name</w:t>
             </w:r>
@@ -924,8 +1152,9 @@
             <w:r>
               <w:rPr>
                 <w:rFonts w:ascii="Calibri" w:cs="Calibri" w:eastAsia="Calibri" w:hAnsi="Calibri"/>
-                <w:sz w:val="22"/>
-                <w:szCs w:val="22"/>
+                <w:sz w:val="24"/>
+                <w:szCs w:val="24"/>
+                <w:shd w:fill="FBE9D7" w:val="clear"/>
               </w:rPr>
               <w:t xml:space="preserve">[Provider to complete with the participant]</w:t>
             </w:r>
@@ -933,22 +1162,23 @@
         </w:tc>
       </w:tr>
       <w:tr>
-        <w:tc>
-          <w:tcPr>
-            <w:tcW w:type="dxa" w:w="4500"/>
-            <w:tcBorders>
-              <w:top w:val="single" w:color="999999" w:sz="4"/>
-              <w:left w:val="single" w:color="999999" w:sz="4"/>
-              <w:bottom w:val="single" w:color="999999" w:sz="4"/>
-              <w:right w:val="single" w:color="999999" w:sz="4"/>
-            </w:tcBorders>
-          </w:tcPr>
-          <w:p>
-            <w:r>
-              <w:rPr>
-                <w:rFonts w:ascii="Calibri" w:cs="Calibri" w:eastAsia="Calibri" w:hAnsi="Calibri"/>
-                <w:sz w:val="22"/>
-                <w:szCs w:val="22"/>
+        <w:trPr>
+          <w:cantSplit/>
+        </w:trPr>
+        <w:tc>
+          <w:tcPr>
+            <w:tcW w:type="dxa" w:w="4500"/>
+            <w:tcBorders>
+              <w:top w:val="single" w:color="999999" w:sz="4"/>
+              <w:left w:val="single" w:color="999999" w:sz="4"/>
+              <w:bottom w:val="single" w:color="999999" w:sz="4"/>
+              <w:right w:val="single" w:color="999999" w:sz="4"/>
+            </w:tcBorders>
+          </w:tcPr>
+          <w:p>
+            <w:r>
+              <w:rPr>
+                <w:rFonts w:ascii="Calibri" w:cs="Calibri" w:eastAsia="Calibri" w:hAnsi="Calibri"/>
               </w:rPr>
               <w:t xml:space="preserve">Contact details</w:t>
             </w:r>
@@ -968,8 +1198,9 @@
             <w:r>
               <w:rPr>
                 <w:rFonts w:ascii="Calibri" w:cs="Calibri" w:eastAsia="Calibri" w:hAnsi="Calibri"/>
-                <w:sz w:val="22"/>
-                <w:szCs w:val="22"/>
+                <w:sz w:val="24"/>
+                <w:szCs w:val="24"/>
+                <w:shd w:fill="FBE9D7" w:val="clear"/>
               </w:rPr>
               <w:t xml:space="preserve">[Provider to complete with the participant]</w:t>
             </w:r>
@@ -977,22 +1208,23 @@
         </w:tc>
       </w:tr>
       <w:tr>
-        <w:tc>
-          <w:tcPr>
-            <w:tcW w:type="dxa" w:w="4500"/>
-            <w:tcBorders>
-              <w:top w:val="single" w:color="999999" w:sz="4"/>
-              <w:left w:val="single" w:color="999999" w:sz="4"/>
-              <w:bottom w:val="single" w:color="999999" w:sz="4"/>
-              <w:right w:val="single" w:color="999999" w:sz="4"/>
-            </w:tcBorders>
-          </w:tcPr>
-          <w:p>
-            <w:r>
-              <w:rPr>
-                <w:rFonts w:ascii="Calibri" w:cs="Calibri" w:eastAsia="Calibri" w:hAnsi="Calibri"/>
-                <w:sz w:val="22"/>
-                <w:szCs w:val="22"/>
+        <w:trPr>
+          <w:cantSplit/>
+        </w:trPr>
+        <w:tc>
+          <w:tcPr>
+            <w:tcW w:type="dxa" w:w="4500"/>
+            <w:tcBorders>
+              <w:top w:val="single" w:color="999999" w:sz="4"/>
+              <w:left w:val="single" w:color="999999" w:sz="4"/>
+              <w:bottom w:val="single" w:color="999999" w:sz="4"/>
+              <w:right w:val="single" w:color="999999" w:sz="4"/>
+            </w:tcBorders>
+          </w:tcPr>
+          <w:p>
+            <w:r>
+              <w:rPr>
+                <w:rFonts w:ascii="Calibri" w:cs="Calibri" w:eastAsia="Calibri" w:hAnsi="Calibri"/>
               </w:rPr>
               <w:t xml:space="preserve">Nominee, guardian or support person, if the participant wants one</w:t>
             </w:r>
@@ -1012,8 +1244,9 @@
             <w:r>
               <w:rPr>
                 <w:rFonts w:ascii="Calibri" w:cs="Calibri" w:eastAsia="Calibri" w:hAnsi="Calibri"/>
-                <w:sz w:val="22"/>
-                <w:szCs w:val="22"/>
+                <w:sz w:val="24"/>
+                <w:szCs w:val="24"/>
+                <w:shd w:fill="FBE9D7" w:val="clear"/>
               </w:rPr>
               <w:t xml:space="preserve">[Provider to complete with the participant]</w:t>
             </w:r>
@@ -1021,22 +1254,23 @@
         </w:tc>
       </w:tr>
       <w:tr>
-        <w:tc>
-          <w:tcPr>
-            <w:tcW w:type="dxa" w:w="4500"/>
-            <w:tcBorders>
-              <w:top w:val="single" w:color="999999" w:sz="4"/>
-              <w:left w:val="single" w:color="999999" w:sz="4"/>
-              <w:bottom w:val="single" w:color="999999" w:sz="4"/>
-              <w:right w:val="single" w:color="999999" w:sz="4"/>
-            </w:tcBorders>
-          </w:tcPr>
-          <w:p>
-            <w:r>
-              <w:rPr>
-                <w:rFonts w:ascii="Calibri" w:cs="Calibri" w:eastAsia="Calibri" w:hAnsi="Calibri"/>
-                <w:sz w:val="22"/>
-                <w:szCs w:val="22"/>
+        <w:trPr>
+          <w:cantSplit/>
+        </w:trPr>
+        <w:tc>
+          <w:tcPr>
+            <w:tcW w:type="dxa" w:w="4500"/>
+            <w:tcBorders>
+              <w:top w:val="single" w:color="999999" w:sz="4"/>
+              <w:left w:val="single" w:color="999999" w:sz="4"/>
+              <w:bottom w:val="single" w:color="999999" w:sz="4"/>
+              <w:right w:val="single" w:color="999999" w:sz="4"/>
+            </w:tcBorders>
+          </w:tcPr>
+          <w:p>
+            <w:r>
+              <w:rPr>
+                <w:rFonts w:ascii="Calibri" w:cs="Calibri" w:eastAsia="Calibri" w:hAnsi="Calibri"/>
               </w:rPr>
               <w:t xml:space="preserve">How the participant likes to be contacted</w:t>
             </w:r>
@@ -1056,8 +1290,9 @@
             <w:r>
               <w:rPr>
                 <w:rFonts w:ascii="Calibri" w:cs="Calibri" w:eastAsia="Calibri" w:hAnsi="Calibri"/>
-                <w:sz w:val="22"/>
-                <w:szCs w:val="22"/>
+                <w:sz w:val="24"/>
+                <w:szCs w:val="24"/>
+                <w:shd w:fill="FBE9D7" w:val="clear"/>
               </w:rPr>
               <w:t xml:space="preserve">[Provider to complete with the participant]</w:t>
             </w:r>
@@ -1067,26 +1302,22 @@
     </w:tbl>
     <w:p>
       <w:pPr>
-        <w:spacing w:after="120"/>
-      </w:pPr>
-      <w:r>
-        <w:rPr>
-          <w:rFonts w:ascii="Calibri" w:cs="Calibri" w:eastAsia="Calibri" w:hAnsi="Calibri"/>
-          <w:sz w:val="22"/>
-          <w:szCs w:val="22"/>
+        <w:spacing w:after="120" w:line="276"/>
+      </w:pPr>
+      <w:r>
+        <w:rPr>
+          <w:rFonts w:ascii="Calibri" w:cs="Calibri" w:eastAsia="Calibri" w:hAnsi="Calibri"/>
         </w:rPr>
         <w:t xml:space="preserve"/>
       </w:r>
     </w:p>
     <w:p>
       <w:pPr>
-        <w:spacing w:after="120"/>
-      </w:pPr>
-      <w:r>
-        <w:rPr>
-          <w:rFonts w:ascii="Calibri" w:cs="Calibri" w:eastAsia="Calibri" w:hAnsi="Calibri"/>
-          <w:sz w:val="22"/>
-          <w:szCs w:val="22"/>
+        <w:spacing w:after="120" w:line="276"/>
+      </w:pPr>
+      <w:r>
+        <w:rPr>
+          <w:rFonts w:ascii="Calibri" w:cs="Calibri" w:eastAsia="Calibri" w:hAnsi="Calibri"/>
         </w:rPr>
         <w:t xml:space="preserve">We write the participant's details on each signed copy only. We do not store them in this template.</w:t>
       </w:r>
@@ -1107,13 +1338,27 @@
     </w:p>
     <w:p>
       <w:pPr>
-        <w:spacing w:after="120"/>
-      </w:pPr>
-      <w:r>
-        <w:rPr>
-          <w:rFonts w:ascii="Calibri" w:cs="Calibri" w:eastAsia="Calibri" w:hAnsi="Calibri"/>
-          <w:sz w:val="22"/>
-          <w:szCs w:val="22"/>
+        <w:spacing w:after="80"/>
+      </w:pPr>
+      <w:r>
+        <w:rPr>
+          <w:rFonts w:ascii="Calibri" w:cs="Calibri" w:eastAsia="Calibri" w:hAnsi="Calibri"/>
+          <w:i/>
+          <w:iCs/>
+          <w:color w:val="555555"/>
+          <w:sz w:val="20"/>
+          <w:szCs w:val="20"/>
+        </w:rPr>
+        <w:t xml:space="preserve">Drafted from your answers.</w:t>
+      </w:r>
+    </w:p>
+    <w:p>
+      <w:pPr>
+        <w:spacing w:after="120" w:line="276"/>
+      </w:pPr>
+      <w:r>
+        <w:rPr>
+          <w:rFonts w:ascii="Calibri" w:cs="Calibri" w:eastAsia="Calibri" w:hAnsi="Calibri"/>
         </w:rPr>
         <w:t xml:space="preserve">This section sets out the terms we agree with each participant before we start. We write them in plain words. We explain each one to the participant, and to anyone they choose to support them, before they sign.</w:t>
       </w:r>
@@ -1155,8 +1400,6 @@
                 <w:rFonts w:ascii="Calibri" w:cs="Calibri" w:eastAsia="Calibri" w:hAnsi="Calibri"/>
                 <w:b/>
                 <w:bCs/>
-                <w:sz w:val="22"/>
-                <w:szCs w:val="22"/>
               </w:rPr>
               <w:t xml:space="preserve">Clause</w:t>
             </w:r>
@@ -1179,8 +1422,6 @@
                 <w:rFonts w:ascii="Calibri" w:cs="Calibri" w:eastAsia="Calibri" w:hAnsi="Calibri"/>
                 <w:b/>
                 <w:bCs/>
-                <w:sz w:val="22"/>
-                <w:szCs w:val="22"/>
               </w:rPr>
               <w:t xml:space="preserve">What we agree</w:t>
             </w:r>
@@ -1188,22 +1429,23 @@
         </w:tc>
       </w:tr>
       <w:tr>
-        <w:tc>
-          <w:tcPr>
-            <w:tcW w:type="dxa" w:w="4500"/>
-            <w:tcBorders>
-              <w:top w:val="single" w:color="999999" w:sz="4"/>
-              <w:left w:val="single" w:color="999999" w:sz="4"/>
-              <w:bottom w:val="single" w:color="999999" w:sz="4"/>
-              <w:right w:val="single" w:color="999999" w:sz="4"/>
-            </w:tcBorders>
-          </w:tcPr>
-          <w:p>
-            <w:r>
-              <w:rPr>
-                <w:rFonts w:ascii="Calibri" w:cs="Calibri" w:eastAsia="Calibri" w:hAnsi="Calibri"/>
-                <w:sz w:val="22"/>
-                <w:szCs w:val="22"/>
+        <w:trPr>
+          <w:cantSplit/>
+        </w:trPr>
+        <w:tc>
+          <w:tcPr>
+            <w:tcW w:type="dxa" w:w="4500"/>
+            <w:tcBorders>
+              <w:top w:val="single" w:color="999999" w:sz="4"/>
+              <w:left w:val="single" w:color="999999" w:sz="4"/>
+              <w:bottom w:val="single" w:color="999999" w:sz="4"/>
+              <w:right w:val="single" w:color="999999" w:sz="4"/>
+            </w:tcBorders>
+          </w:tcPr>
+          <w:p>
+            <w:r>
+              <w:rPr>
+                <w:rFonts w:ascii="Calibri" w:cs="Calibri" w:eastAsia="Calibri" w:hAnsi="Calibri"/>
               </w:rPr>
               <w:t xml:space="preserve">3.1 Supports</w:t>
             </w:r>
@@ -1223,8 +1465,6 @@
             <w:r>
               <w:rPr>
                 <w:rFonts w:ascii="Calibri" w:cs="Calibri" w:eastAsia="Calibri" w:hAnsi="Calibri"/>
-                <w:sz w:val="22"/>
-                <w:szCs w:val="22"/>
               </w:rPr>
               <w:t xml:space="preserve">Sunrise Supports will provide household tasks (support type 0120 Household tasks). Before we start, we write down the tasks, the days, the times and how long each visit lasts.</w:t>
             </w:r>
@@ -1232,22 +1472,23 @@
         </w:tc>
       </w:tr>
       <w:tr>
-        <w:tc>
-          <w:tcPr>
-            <w:tcW w:type="dxa" w:w="4500"/>
-            <w:tcBorders>
-              <w:top w:val="single" w:color="999999" w:sz="4"/>
-              <w:left w:val="single" w:color="999999" w:sz="4"/>
-              <w:bottom w:val="single" w:color="999999" w:sz="4"/>
-              <w:right w:val="single" w:color="999999" w:sz="4"/>
-            </w:tcBorders>
-          </w:tcPr>
-          <w:p>
-            <w:r>
-              <w:rPr>
-                <w:rFonts w:ascii="Calibri" w:cs="Calibri" w:eastAsia="Calibri" w:hAnsi="Calibri"/>
-                <w:sz w:val="22"/>
-                <w:szCs w:val="22"/>
+        <w:trPr>
+          <w:cantSplit/>
+        </w:trPr>
+        <w:tc>
+          <w:tcPr>
+            <w:tcW w:type="dxa" w:w="4500"/>
+            <w:tcBorders>
+              <w:top w:val="single" w:color="999999" w:sz="4"/>
+              <w:left w:val="single" w:color="999999" w:sz="4"/>
+              <w:bottom w:val="single" w:color="999999" w:sz="4"/>
+              <w:right w:val="single" w:color="999999" w:sz="4"/>
+            </w:tcBorders>
+          </w:tcPr>
+          <w:p>
+            <w:r>
+              <w:rPr>
+                <w:rFonts w:ascii="Calibri" w:cs="Calibri" w:eastAsia="Calibri" w:hAnsi="Calibri"/>
               </w:rPr>
               <w:t xml:space="preserve">3.2 Costs</w:t>
             </w:r>
@@ -1267,8 +1508,6 @@
             <w:r>
               <w:rPr>
                 <w:rFonts w:ascii="Calibri" w:cs="Calibri" w:eastAsia="Calibri" w:hAnsi="Calibri"/>
-                <w:sz w:val="22"/>
-                <w:szCs w:val="22"/>
               </w:rPr>
               <w:t xml:space="preserve">We charge the price set out in the NDIS Pricing Arrangements for each support. We write the price and the expected total cost in this agreement before we start. We do not charge more than the participant has agreed to.</w:t>
             </w:r>
@@ -1276,22 +1515,23 @@
         </w:tc>
       </w:tr>
       <w:tr>
-        <w:tc>
-          <w:tcPr>
-            <w:tcW w:type="dxa" w:w="4500"/>
-            <w:tcBorders>
-              <w:top w:val="single" w:color="999999" w:sz="4"/>
-              <w:left w:val="single" w:color="999999" w:sz="4"/>
-              <w:bottom w:val="single" w:color="999999" w:sz="4"/>
-              <w:right w:val="single" w:color="999999" w:sz="4"/>
-            </w:tcBorders>
-          </w:tcPr>
-          <w:p>
-            <w:r>
-              <w:rPr>
-                <w:rFonts w:ascii="Calibri" w:cs="Calibri" w:eastAsia="Calibri" w:hAnsi="Calibri"/>
-                <w:sz w:val="22"/>
-                <w:szCs w:val="22"/>
+        <w:trPr>
+          <w:cantSplit/>
+        </w:trPr>
+        <w:tc>
+          <w:tcPr>
+            <w:tcW w:type="dxa" w:w="4500"/>
+            <w:tcBorders>
+              <w:top w:val="single" w:color="999999" w:sz="4"/>
+              <w:left w:val="single" w:color="999999" w:sz="4"/>
+              <w:bottom w:val="single" w:color="999999" w:sz="4"/>
+              <w:right w:val="single" w:color="999999" w:sz="4"/>
+            </w:tcBorders>
+          </w:tcPr>
+          <w:p>
+            <w:r>
+              <w:rPr>
+                <w:rFonts w:ascii="Calibri" w:cs="Calibri" w:eastAsia="Calibri" w:hAnsi="Calibri"/>
               </w:rPr>
               <w:t xml:space="preserve">3.3 Payment</w:t>
             </w:r>
@@ -1311,8 +1551,6 @@
             <w:r>
               <w:rPr>
                 <w:rFonts w:ascii="Calibri" w:cs="Calibri" w:eastAsia="Calibri" w:hAnsi="Calibri"/>
-                <w:sz w:val="22"/>
-                <w:szCs w:val="22"/>
               </w:rPr>
               <w:t xml:space="preserve">We tell the participant how we will claim: from the NDIS plan, through the plan manager, or by the participant paying us. We send an invoice or a statement of what we claimed after each billing period.</w:t>
             </w:r>
@@ -1320,22 +1558,23 @@
         </w:tc>
       </w:tr>
       <w:tr>
-        <w:tc>
-          <w:tcPr>
-            <w:tcW w:type="dxa" w:w="4500"/>
-            <w:tcBorders>
-              <w:top w:val="single" w:color="999999" w:sz="4"/>
-              <w:left w:val="single" w:color="999999" w:sz="4"/>
-              <w:bottom w:val="single" w:color="999999" w:sz="4"/>
-              <w:right w:val="single" w:color="999999" w:sz="4"/>
-            </w:tcBorders>
-          </w:tcPr>
-          <w:p>
-            <w:r>
-              <w:rPr>
-                <w:rFonts w:ascii="Calibri" w:cs="Calibri" w:eastAsia="Calibri" w:hAnsi="Calibri"/>
-                <w:sz w:val="22"/>
-                <w:szCs w:val="22"/>
+        <w:trPr>
+          <w:cantSplit/>
+        </w:trPr>
+        <w:tc>
+          <w:tcPr>
+            <w:tcW w:type="dxa" w:w="4500"/>
+            <w:tcBorders>
+              <w:top w:val="single" w:color="999999" w:sz="4"/>
+              <w:left w:val="single" w:color="999999" w:sz="4"/>
+              <w:bottom w:val="single" w:color="999999" w:sz="4"/>
+              <w:right w:val="single" w:color="999999" w:sz="4"/>
+            </w:tcBorders>
+          </w:tcPr>
+          <w:p>
+            <w:r>
+              <w:rPr>
+                <w:rFonts w:ascii="Calibri" w:cs="Calibri" w:eastAsia="Calibri" w:hAnsi="Calibri"/>
               </w:rPr>
               <w:t xml:space="preserve">3.4 Changes</w:t>
             </w:r>
@@ -1355,8 +1594,6 @@
             <w:r>
               <w:rPr>
                 <w:rFonts w:ascii="Calibri" w:cs="Calibri" w:eastAsia="Calibri" w:hAnsi="Calibri"/>
-                <w:sz w:val="22"/>
-                <w:szCs w:val="22"/>
               </w:rPr>
               <w:t xml:space="preserve">The participant can ask us to change the supports at any time. We agree changes in writing before they start. We do not change the supports or the price without the participant's agreement.</w:t>
             </w:r>
@@ -1364,22 +1601,23 @@
         </w:tc>
       </w:tr>
       <w:tr>
-        <w:tc>
-          <w:tcPr>
-            <w:tcW w:type="dxa" w:w="4500"/>
-            <w:tcBorders>
-              <w:top w:val="single" w:color="999999" w:sz="4"/>
-              <w:left w:val="single" w:color="999999" w:sz="4"/>
-              <w:bottom w:val="single" w:color="999999" w:sz="4"/>
-              <w:right w:val="single" w:color="999999" w:sz="4"/>
-            </w:tcBorders>
-          </w:tcPr>
-          <w:p>
-            <w:r>
-              <w:rPr>
-                <w:rFonts w:ascii="Calibri" w:cs="Calibri" w:eastAsia="Calibri" w:hAnsi="Calibri"/>
-                <w:sz w:val="22"/>
-                <w:szCs w:val="22"/>
+        <w:trPr>
+          <w:cantSplit/>
+        </w:trPr>
+        <w:tc>
+          <w:tcPr>
+            <w:tcW w:type="dxa" w:w="4500"/>
+            <w:tcBorders>
+              <w:top w:val="single" w:color="999999" w:sz="4"/>
+              <w:left w:val="single" w:color="999999" w:sz="4"/>
+              <w:bottom w:val="single" w:color="999999" w:sz="4"/>
+              <w:right w:val="single" w:color="999999" w:sz="4"/>
+            </w:tcBorders>
+          </w:tcPr>
+          <w:p>
+            <w:r>
+              <w:rPr>
+                <w:rFonts w:ascii="Calibri" w:cs="Calibri" w:eastAsia="Calibri" w:hAnsi="Calibri"/>
               </w:rPr>
               <w:t xml:space="preserve">3.5 Cancelling a visit</w:t>
             </w:r>
@@ -1399,8 +1637,6 @@
             <w:r>
               <w:rPr>
                 <w:rFonts w:ascii="Calibri" w:cs="Calibri" w:eastAsia="Calibri" w:hAnsi="Calibri"/>
-                <w:sz w:val="22"/>
-                <w:szCs w:val="22"/>
               </w:rPr>
               <w:t xml:space="preserve">We ask the participant to tell us as early as they can if they need to cancel. We write down the notice we need and any cancellation fee in this agreement. We do not charge a fee that is not written here.</w:t>
             </w:r>
@@ -1408,22 +1644,23 @@
         </w:tc>
       </w:tr>
       <w:tr>
-        <w:tc>
-          <w:tcPr>
-            <w:tcW w:type="dxa" w:w="4500"/>
-            <w:tcBorders>
-              <w:top w:val="single" w:color="999999" w:sz="4"/>
-              <w:left w:val="single" w:color="999999" w:sz="4"/>
-              <w:bottom w:val="single" w:color="999999" w:sz="4"/>
-              <w:right w:val="single" w:color="999999" w:sz="4"/>
-            </w:tcBorders>
-          </w:tcPr>
-          <w:p>
-            <w:r>
-              <w:rPr>
-                <w:rFonts w:ascii="Calibri" w:cs="Calibri" w:eastAsia="Calibri" w:hAnsi="Calibri"/>
-                <w:sz w:val="22"/>
-                <w:szCs w:val="22"/>
+        <w:trPr>
+          <w:cantSplit/>
+        </w:trPr>
+        <w:tc>
+          <w:tcPr>
+            <w:tcW w:type="dxa" w:w="4500"/>
+            <w:tcBorders>
+              <w:top w:val="single" w:color="999999" w:sz="4"/>
+              <w:left w:val="single" w:color="999999" w:sz="4"/>
+              <w:bottom w:val="single" w:color="999999" w:sz="4"/>
+              <w:right w:val="single" w:color="999999" w:sz="4"/>
+            </w:tcBorders>
+          </w:tcPr>
+          <w:p>
+            <w:r>
+              <w:rPr>
+                <w:rFonts w:ascii="Calibri" w:cs="Calibri" w:eastAsia="Calibri" w:hAnsi="Calibri"/>
               </w:rPr>
               <w:t xml:space="preserve">3.6 Ending the agreement</w:t>
             </w:r>
@@ -1443,8 +1680,6 @@
             <w:r>
               <w:rPr>
                 <w:rFonts w:ascii="Calibri" w:cs="Calibri" w:eastAsia="Calibri" w:hAnsi="Calibri"/>
-                <w:sz w:val="22"/>
-                <w:szCs w:val="22"/>
               </w:rPr>
               <w:t xml:space="preserve">The participant can end this agreement at any time by telling us. We give the notice period written in this agreement if we need to end it. We make sure the participant knows how to find another provider.</w:t>
             </w:r>
@@ -1454,26 +1689,22 @@
     </w:tbl>
     <w:p>
       <w:pPr>
-        <w:spacing w:after="120"/>
-      </w:pPr>
-      <w:r>
-        <w:rPr>
-          <w:rFonts w:ascii="Calibri" w:cs="Calibri" w:eastAsia="Calibri" w:hAnsi="Calibri"/>
-          <w:sz w:val="22"/>
-          <w:szCs w:val="22"/>
+        <w:spacing w:after="120" w:line="276"/>
+      </w:pPr>
+      <w:r>
+        <w:rPr>
+          <w:rFonts w:ascii="Calibri" w:cs="Calibri" w:eastAsia="Calibri" w:hAnsi="Calibri"/>
         </w:rPr>
         <w:t xml:space="preserve"/>
       </w:r>
     </w:p>
     <w:p>
       <w:pPr>
-        <w:spacing w:after="120"/>
-      </w:pPr>
-      <w:r>
-        <w:rPr>
-          <w:rFonts w:ascii="Calibri" w:cs="Calibri" w:eastAsia="Calibri" w:hAnsi="Calibri"/>
-          <w:sz w:val="22"/>
-          <w:szCs w:val="22"/>
+        <w:spacing w:after="120" w:line="276"/>
+      </w:pPr>
+      <w:r>
+        <w:rPr>
+          <w:rFonts w:ascii="Calibri" w:cs="Calibri" w:eastAsia="Calibri" w:hAnsi="Calibri"/>
         </w:rPr>
         <w:t xml:space="preserve">We respect the participant's rights, choices and privacy. The participant decides how their supports are delivered. We ask what matters to them and write it into the agreement.</w:t>
       </w:r>
@@ -1485,13 +1716,11 @@
           <w:ilvl w:val="0"/>
           <w:numId w:val="2"/>
         </w:numPr>
-        <w:spacing w:after="60"/>
-      </w:pPr>
-      <w:r>
-        <w:rPr>
-          <w:rFonts w:ascii="Calibri" w:cs="Calibri" w:eastAsia="Calibri" w:hAnsi="Calibri"/>
-          <w:sz w:val="22"/>
-          <w:szCs w:val="22"/>
+        <w:spacing w:after="60" w:line="276"/>
+      </w:pPr>
+      <w:r>
+        <w:rPr>
+          <w:rFonts w:ascii="Calibri" w:cs="Calibri" w:eastAsia="Calibri" w:hAnsi="Calibri"/>
         </w:rPr>
         <w:t xml:space="preserve">We treat every participant with dignity and respect.</w:t>
       </w:r>
@@ -1503,13 +1732,11 @@
           <w:ilvl w:val="0"/>
           <w:numId w:val="2"/>
         </w:numPr>
-        <w:spacing w:after="60"/>
-      </w:pPr>
-      <w:r>
-        <w:rPr>
-          <w:rFonts w:ascii="Calibri" w:cs="Calibri" w:eastAsia="Calibri" w:hAnsi="Calibri"/>
-          <w:sz w:val="22"/>
-          <w:szCs w:val="22"/>
+        <w:spacing w:after="60" w:line="276"/>
+      </w:pPr>
+      <w:r>
+        <w:rPr>
+          <w:rFonts w:ascii="Calibri" w:cs="Calibri" w:eastAsia="Calibri" w:hAnsi="Calibri"/>
         </w:rPr>
         <w:t xml:space="preserve">We ask for the participant's consent before we share their personal information, except where the law requires us to share it.</w:t>
       </w:r>
@@ -1521,13 +1748,11 @@
           <w:ilvl w:val="0"/>
           <w:numId w:val="2"/>
         </w:numPr>
-        <w:spacing w:after="60"/>
-      </w:pPr>
-      <w:r>
-        <w:rPr>
-          <w:rFonts w:ascii="Calibri" w:cs="Calibri" w:eastAsia="Calibri" w:hAnsi="Calibri"/>
-          <w:sz w:val="22"/>
-          <w:szCs w:val="22"/>
+        <w:spacing w:after="60" w:line="276"/>
+      </w:pPr>
+      <w:r>
+        <w:rPr>
+          <w:rFonts w:ascii="Calibri" w:cs="Calibri" w:eastAsia="Calibri" w:hAnsi="Calibri"/>
         </w:rPr>
         <w:t xml:space="preserve">We keep the participant's information private and store it securely.</w:t>
       </w:r>
@@ -1539,13 +1764,11 @@
           <w:ilvl w:val="0"/>
           <w:numId w:val="2"/>
         </w:numPr>
-        <w:spacing w:after="60"/>
-      </w:pPr>
-      <w:r>
-        <w:rPr>
-          <w:rFonts w:ascii="Calibri" w:cs="Calibri" w:eastAsia="Calibri" w:hAnsi="Calibri"/>
-          <w:sz w:val="22"/>
-          <w:szCs w:val="22"/>
+        <w:spacing w:after="60" w:line="276"/>
+      </w:pPr>
+      <w:r>
+        <w:rPr>
+          <w:rFonts w:ascii="Calibri" w:cs="Calibri" w:eastAsia="Calibri" w:hAnsi="Calibri"/>
         </w:rPr>
         <w:t xml:space="preserve">We tell the participant what we have recorded about them if they ask.</w:t>
       </w:r>
@@ -1557,65 +1780,55 @@
           <w:ilvl w:val="0"/>
           <w:numId w:val="2"/>
         </w:numPr>
-        <w:spacing w:after="60"/>
-      </w:pPr>
-      <w:r>
-        <w:rPr>
-          <w:rFonts w:ascii="Calibri" w:cs="Calibri" w:eastAsia="Calibri" w:hAnsi="Calibri"/>
-          <w:sz w:val="22"/>
-          <w:szCs w:val="22"/>
+        <w:spacing w:after="60" w:line="276"/>
+      </w:pPr>
+      <w:r>
+        <w:rPr>
+          <w:rFonts w:ascii="Calibri" w:cs="Calibri" w:eastAsia="Calibri" w:hAnsi="Calibri"/>
         </w:rPr>
         <w:t xml:space="preserve">We never ask a participant to give up their rights to receive supports from us.</w:t>
       </w:r>
     </w:p>
     <w:p>
       <w:pPr>
-        <w:spacing w:after="120"/>
-      </w:pPr>
-      <w:r>
-        <w:rPr>
-          <w:rFonts w:ascii="Calibri" w:cs="Calibri" w:eastAsia="Calibri" w:hAnsi="Calibri"/>
-          <w:sz w:val="22"/>
-          <w:szCs w:val="22"/>
+        <w:spacing w:after="120" w:line="276"/>
+      </w:pPr>
+      <w:r>
+        <w:rPr>
+          <w:rFonts w:ascii="Calibri" w:cs="Calibri" w:eastAsia="Calibri" w:hAnsi="Calibri"/>
         </w:rPr>
         <w:t xml:space="preserve">Sunrise Supports is a sole trader business that delivers supports in New South Wales. The person delivering the supports is the owner, so there is no other worker to cover a visit. We write down what we will do if the owner is sick or unavailable, and we tell the participant as early as we can if a visit cannot go ahead.</w:t>
       </w:r>
     </w:p>
     <w:p>
       <w:pPr>
-        <w:spacing w:after="120"/>
-      </w:pPr>
-      <w:r>
-        <w:rPr>
-          <w:rFonts w:ascii="Calibri" w:cs="Calibri" w:eastAsia="Calibri" w:hAnsi="Calibri"/>
-          <w:sz w:val="22"/>
-          <w:szCs w:val="22"/>
+        <w:spacing w:after="120" w:line="276"/>
+      </w:pPr>
+      <w:r>
+        <w:rPr>
+          <w:rFonts w:ascii="Calibri" w:cs="Calibri" w:eastAsia="Calibri" w:hAnsi="Calibri"/>
         </w:rPr>
         <w:t xml:space="preserve">If the participant is not happy with any part of our supports, they can tell us. We listen, we write down what was said, and we tell the participant what we will do and by when. The participant can also contact the NDIS Quality and Safeguards Commission at any time, and they do not have to speak to us first. We write the contact details for our complaints process and for the Commission in this agreement.</w:t>
       </w:r>
     </w:p>
     <w:p>
       <w:pPr>
-        <w:spacing w:after="120"/>
-      </w:pPr>
-      <w:r>
-        <w:rPr>
-          <w:rFonts w:ascii="Calibri" w:cs="Calibri" w:eastAsia="Calibri" w:hAnsi="Calibri"/>
-          <w:sz w:val="22"/>
-          <w:szCs w:val="22"/>
+        <w:spacing w:after="120" w:line="276"/>
+      </w:pPr>
+      <w:r>
+        <w:rPr>
+          <w:rFonts w:ascii="Calibri" w:cs="Calibri" w:eastAsia="Calibri" w:hAnsi="Calibri"/>
         </w:rPr>
         <w:t xml:space="preserve">If there is an emergency, we call 000 first. After that, we tell the person the participant has named as their emergency contact. We record what happened and what we did. We tell the participant, and the person they choose, what has happened and what happens next.</w:t>
       </w:r>
     </w:p>
     <w:p>
       <w:pPr>
-        <w:spacing w:after="120"/>
-      </w:pPr>
-      <w:r>
-        <w:rPr>
-          <w:rFonts w:ascii="Calibri" w:cs="Calibri" w:eastAsia="Calibri" w:hAnsi="Calibri"/>
-          <w:sz w:val="22"/>
-          <w:szCs w:val="22"/>
+        <w:spacing w:after="120" w:line="276"/>
+      </w:pPr>
+      <w:r>
+        <w:rPr>
+          <w:rFonts w:ascii="Calibri" w:cs="Calibri" w:eastAsia="Calibri" w:hAnsi="Calibri"/>
         </w:rPr>
         <w:t xml:space="preserve">We do not use restrictive practices. This agreement does not allow any restrictive practice.</w:t>
       </w:r>
@@ -1653,8 +1866,6 @@
                 <w:rFonts w:ascii="Calibri" w:cs="Calibri" w:eastAsia="Calibri" w:hAnsi="Calibri"/>
                 <w:i/>
                 <w:iCs/>
-                <w:sz w:val="22"/>
-                <w:szCs w:val="22"/>
               </w:rPr>
               <w:t xml:space="preserve">[Provider to complete: our ABN, our complaints contact details, the notice period for ending the agreement, and any cancellation fee.]</w:t>
             </w:r>
@@ -1664,13 +1875,11 @@
     </w:tbl>
     <w:p>
       <w:pPr>
-        <w:spacing w:after="120"/>
-      </w:pPr>
-      <w:r>
-        <w:rPr>
-          <w:rFonts w:ascii="Calibri" w:cs="Calibri" w:eastAsia="Calibri" w:hAnsi="Calibri"/>
-          <w:sz w:val="22"/>
-          <w:szCs w:val="22"/>
+        <w:spacing w:after="120" w:line="276"/>
+      </w:pPr>
+      <w:r>
+        <w:rPr>
+          <w:rFonts w:ascii="Calibri" w:cs="Calibri" w:eastAsia="Calibri" w:hAnsi="Calibri"/>
         </w:rPr>
         <w:t xml:space="preserve"/>
       </w:r>
@@ -1691,13 +1900,27 @@
     </w:p>
     <w:p>
       <w:pPr>
-        <w:spacing w:after="120"/>
-      </w:pPr>
-      <w:r>
-        <w:rPr>
-          <w:rFonts w:ascii="Calibri" w:cs="Calibri" w:eastAsia="Calibri" w:hAnsi="Calibri"/>
-          <w:sz w:val="22"/>
-          <w:szCs w:val="22"/>
+        <w:spacing w:after="80"/>
+      </w:pPr>
+      <w:r>
+        <w:rPr>
+          <w:rFonts w:ascii="Calibri" w:cs="Calibri" w:eastAsia="Calibri" w:hAnsi="Calibri"/>
+          <w:i/>
+          <w:iCs/>
+          <w:color w:val="555555"/>
+          <w:sz w:val="20"/>
+          <w:szCs w:val="20"/>
+        </w:rPr>
+        <w:t xml:space="preserve">Drafted from your answers.</w:t>
+      </w:r>
+    </w:p>
+    <w:p>
+      <w:pPr>
+        <w:spacing w:after="120" w:line="276"/>
+      </w:pPr>
+      <w:r>
+        <w:rPr>
+          <w:rFonts w:ascii="Calibri" w:cs="Calibri" w:eastAsia="Calibri" w:hAnsi="Calibri"/>
         </w:rPr>
         <w:t xml:space="preserve">This page tells you what is in your agreement with Sunrise Supports. It uses short sentences. You can ask us to read it with you. You can bring a family member, friend, advocate or other person you trust.</w:t>
       </w:r>
@@ -1739,8 +1962,6 @@
                 <w:rFonts w:ascii="Calibri" w:cs="Calibri" w:eastAsia="Calibri" w:hAnsi="Calibri"/>
                 <w:b/>
                 <w:bCs/>
-                <w:sz w:val="22"/>
-                <w:szCs w:val="22"/>
               </w:rPr>
               <w:t xml:space="preserve">Topic</w:t>
             </w:r>
@@ -1763,8 +1984,6 @@
                 <w:rFonts w:ascii="Calibri" w:cs="Calibri" w:eastAsia="Calibri" w:hAnsi="Calibri"/>
                 <w:b/>
                 <w:bCs/>
-                <w:sz w:val="22"/>
-                <w:szCs w:val="22"/>
               </w:rPr>
               <w:t xml:space="preserve">What it means</w:t>
             </w:r>
@@ -1772,22 +1991,23 @@
         </w:tc>
       </w:tr>
       <w:tr>
-        <w:tc>
-          <w:tcPr>
-            <w:tcW w:type="dxa" w:w="4500"/>
-            <w:tcBorders>
-              <w:top w:val="single" w:color="999999" w:sz="4"/>
-              <w:left w:val="single" w:color="999999" w:sz="4"/>
-              <w:bottom w:val="single" w:color="999999" w:sz="4"/>
-              <w:right w:val="single" w:color="999999" w:sz="4"/>
-            </w:tcBorders>
-          </w:tcPr>
-          <w:p>
-            <w:r>
-              <w:rPr>
-                <w:rFonts w:ascii="Calibri" w:cs="Calibri" w:eastAsia="Calibri" w:hAnsi="Calibri"/>
-                <w:sz w:val="22"/>
-                <w:szCs w:val="22"/>
+        <w:trPr>
+          <w:cantSplit/>
+        </w:trPr>
+        <w:tc>
+          <w:tcPr>
+            <w:tcW w:type="dxa" w:w="4500"/>
+            <w:tcBorders>
+              <w:top w:val="single" w:color="999999" w:sz="4"/>
+              <w:left w:val="single" w:color="999999" w:sz="4"/>
+              <w:bottom w:val="single" w:color="999999" w:sz="4"/>
+              <w:right w:val="single" w:color="999999" w:sz="4"/>
+            </w:tcBorders>
+          </w:tcPr>
+          <w:p>
+            <w:r>
+              <w:rPr>
+                <w:rFonts w:ascii="Calibri" w:cs="Calibri" w:eastAsia="Calibri" w:hAnsi="Calibri"/>
               </w:rPr>
               <w:t xml:space="preserve">Who we are</w:t>
             </w:r>
@@ -1807,8 +2027,6 @@
             <w:r>
               <w:rPr>
                 <w:rFonts w:ascii="Calibri" w:cs="Calibri" w:eastAsia="Calibri" w:hAnsi="Calibri"/>
-                <w:sz w:val="22"/>
-                <w:szCs w:val="22"/>
               </w:rPr>
               <w:t xml:space="preserve">Sunrise Supports. We are a sole trader. We provide supports in New South Wales.</w:t>
             </w:r>
@@ -1816,22 +2034,23 @@
         </w:tc>
       </w:tr>
       <w:tr>
-        <w:tc>
-          <w:tcPr>
-            <w:tcW w:type="dxa" w:w="4500"/>
-            <w:tcBorders>
-              <w:top w:val="single" w:color="999999" w:sz="4"/>
-              <w:left w:val="single" w:color="999999" w:sz="4"/>
-              <w:bottom w:val="single" w:color="999999" w:sz="4"/>
-              <w:right w:val="single" w:color="999999" w:sz="4"/>
-            </w:tcBorders>
-          </w:tcPr>
-          <w:p>
-            <w:r>
-              <w:rPr>
-                <w:rFonts w:ascii="Calibri" w:cs="Calibri" w:eastAsia="Calibri" w:hAnsi="Calibri"/>
-                <w:sz w:val="22"/>
-                <w:szCs w:val="22"/>
+        <w:trPr>
+          <w:cantSplit/>
+        </w:trPr>
+        <w:tc>
+          <w:tcPr>
+            <w:tcW w:type="dxa" w:w="4500"/>
+            <w:tcBorders>
+              <w:top w:val="single" w:color="999999" w:sz="4"/>
+              <w:left w:val="single" w:color="999999" w:sz="4"/>
+              <w:bottom w:val="single" w:color="999999" w:sz="4"/>
+              <w:right w:val="single" w:color="999999" w:sz="4"/>
+            </w:tcBorders>
+          </w:tcPr>
+          <w:p>
+            <w:r>
+              <w:rPr>
+                <w:rFonts w:ascii="Calibri" w:cs="Calibri" w:eastAsia="Calibri" w:hAnsi="Calibri"/>
               </w:rPr>
               <w:t xml:space="preserve">What we will do</w:t>
             </w:r>
@@ -1851,8 +2070,6 @@
             <w:r>
               <w:rPr>
                 <w:rFonts w:ascii="Calibri" w:cs="Calibri" w:eastAsia="Calibri" w:hAnsi="Calibri"/>
-                <w:sz w:val="22"/>
-                <w:szCs w:val="22"/>
               </w:rPr>
               <w:t xml:space="preserve">We will help with household tasks. In the NDIS this is support type 0120 Household tasks.</w:t>
             </w:r>
@@ -1860,22 +2077,23 @@
         </w:tc>
       </w:tr>
       <w:tr>
-        <w:tc>
-          <w:tcPr>
-            <w:tcW w:type="dxa" w:w="4500"/>
-            <w:tcBorders>
-              <w:top w:val="single" w:color="999999" w:sz="4"/>
-              <w:left w:val="single" w:color="999999" w:sz="4"/>
-              <w:bottom w:val="single" w:color="999999" w:sz="4"/>
-              <w:right w:val="single" w:color="999999" w:sz="4"/>
-            </w:tcBorders>
-          </w:tcPr>
-          <w:p>
-            <w:r>
-              <w:rPr>
-                <w:rFonts w:ascii="Calibri" w:cs="Calibri" w:eastAsia="Calibri" w:hAnsi="Calibri"/>
-                <w:sz w:val="22"/>
-                <w:szCs w:val="22"/>
+        <w:trPr>
+          <w:cantSplit/>
+        </w:trPr>
+        <w:tc>
+          <w:tcPr>
+            <w:tcW w:type="dxa" w:w="4500"/>
+            <w:tcBorders>
+              <w:top w:val="single" w:color="999999" w:sz="4"/>
+              <w:left w:val="single" w:color="999999" w:sz="4"/>
+              <w:bottom w:val="single" w:color="999999" w:sz="4"/>
+              <w:right w:val="single" w:color="999999" w:sz="4"/>
+            </w:tcBorders>
+          </w:tcPr>
+          <w:p>
+            <w:r>
+              <w:rPr>
+                <w:rFonts w:ascii="Calibri" w:cs="Calibri" w:eastAsia="Calibri" w:hAnsi="Calibri"/>
               </w:rPr>
               <w:t xml:space="preserve">Who it is for</w:t>
             </w:r>
@@ -1895,8 +2113,9 @@
             <w:r>
               <w:rPr>
                 <w:rFonts w:ascii="Calibri" w:cs="Calibri" w:eastAsia="Calibri" w:hAnsi="Calibri"/>
-                <w:sz w:val="22"/>
-                <w:szCs w:val="22"/>
+                <w:sz w:val="24"/>
+                <w:szCs w:val="24"/>
+                <w:shd w:fill="FBE9D7" w:val="clear"/>
               </w:rPr>
               <w:t xml:space="preserve">[Provider to complete: participant's name]</w:t>
             </w:r>
@@ -1904,22 +2123,23 @@
         </w:tc>
       </w:tr>
       <w:tr>
-        <w:tc>
-          <w:tcPr>
-            <w:tcW w:type="dxa" w:w="4500"/>
-            <w:tcBorders>
-              <w:top w:val="single" w:color="999999" w:sz="4"/>
-              <w:left w:val="single" w:color="999999" w:sz="4"/>
-              <w:bottom w:val="single" w:color="999999" w:sz="4"/>
-              <w:right w:val="single" w:color="999999" w:sz="4"/>
-            </w:tcBorders>
-          </w:tcPr>
-          <w:p>
-            <w:r>
-              <w:rPr>
-                <w:rFonts w:ascii="Calibri" w:cs="Calibri" w:eastAsia="Calibri" w:hAnsi="Calibri"/>
-                <w:sz w:val="22"/>
-                <w:szCs w:val="22"/>
+        <w:trPr>
+          <w:cantSplit/>
+        </w:trPr>
+        <w:tc>
+          <w:tcPr>
+            <w:tcW w:type="dxa" w:w="4500"/>
+            <w:tcBorders>
+              <w:top w:val="single" w:color="999999" w:sz="4"/>
+              <w:left w:val="single" w:color="999999" w:sz="4"/>
+              <w:bottom w:val="single" w:color="999999" w:sz="4"/>
+              <w:right w:val="single" w:color="999999" w:sz="4"/>
+            </w:tcBorders>
+          </w:tcPr>
+          <w:p>
+            <w:r>
+              <w:rPr>
+                <w:rFonts w:ascii="Calibri" w:cs="Calibri" w:eastAsia="Calibri" w:hAnsi="Calibri"/>
               </w:rPr>
               <w:t xml:space="preserve">When we start</w:t>
             </w:r>
@@ -1939,8 +2159,9 @@
             <w:r>
               <w:rPr>
                 <w:rFonts w:ascii="Calibri" w:cs="Calibri" w:eastAsia="Calibri" w:hAnsi="Calibri"/>
-                <w:sz w:val="22"/>
-                <w:szCs w:val="22"/>
+                <w:sz w:val="24"/>
+                <w:szCs w:val="24"/>
+                <w:shd w:fill="FBE9D7" w:val="clear"/>
               </w:rPr>
               <w:t xml:space="preserve">[Provider to complete: start date]</w:t>
             </w:r>
@@ -1948,22 +2169,23 @@
         </w:tc>
       </w:tr>
       <w:tr>
-        <w:tc>
-          <w:tcPr>
-            <w:tcW w:type="dxa" w:w="4500"/>
-            <w:tcBorders>
-              <w:top w:val="single" w:color="999999" w:sz="4"/>
-              <w:left w:val="single" w:color="999999" w:sz="4"/>
-              <w:bottom w:val="single" w:color="999999" w:sz="4"/>
-              <w:right w:val="single" w:color="999999" w:sz="4"/>
-            </w:tcBorders>
-          </w:tcPr>
-          <w:p>
-            <w:r>
-              <w:rPr>
-                <w:rFonts w:ascii="Calibri" w:cs="Calibri" w:eastAsia="Calibri" w:hAnsi="Calibri"/>
-                <w:sz w:val="22"/>
-                <w:szCs w:val="22"/>
+        <w:trPr>
+          <w:cantSplit/>
+        </w:trPr>
+        <w:tc>
+          <w:tcPr>
+            <w:tcW w:type="dxa" w:w="4500"/>
+            <w:tcBorders>
+              <w:top w:val="single" w:color="999999" w:sz="4"/>
+              <w:left w:val="single" w:color="999999" w:sz="4"/>
+              <w:bottom w:val="single" w:color="999999" w:sz="4"/>
+              <w:right w:val="single" w:color="999999" w:sz="4"/>
+            </w:tcBorders>
+          </w:tcPr>
+          <w:p>
+            <w:r>
+              <w:rPr>
+                <w:rFonts w:ascii="Calibri" w:cs="Calibri" w:eastAsia="Calibri" w:hAnsi="Calibri"/>
               </w:rPr>
               <w:t xml:space="preserve">How often we come</w:t>
             </w:r>
@@ -1983,8 +2205,9 @@
             <w:r>
               <w:rPr>
                 <w:rFonts w:ascii="Calibri" w:cs="Calibri" w:eastAsia="Calibri" w:hAnsi="Calibri"/>
-                <w:sz w:val="22"/>
-                <w:szCs w:val="22"/>
+                <w:sz w:val="24"/>
+                <w:szCs w:val="24"/>
+                <w:shd w:fill="FBE9D7" w:val="clear"/>
               </w:rPr>
               <w:t xml:space="preserve">[Provider to complete: days and times agreed with the participant]</w:t>
             </w:r>
@@ -1992,22 +2215,23 @@
         </w:tc>
       </w:tr>
       <w:tr>
-        <w:tc>
-          <w:tcPr>
-            <w:tcW w:type="dxa" w:w="4500"/>
-            <w:tcBorders>
-              <w:top w:val="single" w:color="999999" w:sz="4"/>
-              <w:left w:val="single" w:color="999999" w:sz="4"/>
-              <w:bottom w:val="single" w:color="999999" w:sz="4"/>
-              <w:right w:val="single" w:color="999999" w:sz="4"/>
-            </w:tcBorders>
-          </w:tcPr>
-          <w:p>
-            <w:r>
-              <w:rPr>
-                <w:rFonts w:ascii="Calibri" w:cs="Calibri" w:eastAsia="Calibri" w:hAnsi="Calibri"/>
-                <w:sz w:val="22"/>
-                <w:szCs w:val="22"/>
+        <w:trPr>
+          <w:cantSplit/>
+        </w:trPr>
+        <w:tc>
+          <w:tcPr>
+            <w:tcW w:type="dxa" w:w="4500"/>
+            <w:tcBorders>
+              <w:top w:val="single" w:color="999999" w:sz="4"/>
+              <w:left w:val="single" w:color="999999" w:sz="4"/>
+              <w:bottom w:val="single" w:color="999999" w:sz="4"/>
+              <w:right w:val="single" w:color="999999" w:sz="4"/>
+            </w:tcBorders>
+          </w:tcPr>
+          <w:p>
+            <w:r>
+              <w:rPr>
+                <w:rFonts w:ascii="Calibri" w:cs="Calibri" w:eastAsia="Calibri" w:hAnsi="Calibri"/>
               </w:rPr>
               <w:t xml:space="preserve">How much it costs</w:t>
             </w:r>
@@ -2027,8 +2251,6 @@
             <w:r>
               <w:rPr>
                 <w:rFonts w:ascii="Calibri" w:cs="Calibri" w:eastAsia="Calibri" w:hAnsi="Calibri"/>
-                <w:sz w:val="22"/>
-                <w:szCs w:val="22"/>
               </w:rPr>
               <w:t xml:space="preserve">[Provider to complete: price for each support, taken from the Agreement terms in section 3 Agreement terms]</w:t>
             </w:r>
@@ -2036,22 +2258,23 @@
         </w:tc>
       </w:tr>
       <w:tr>
-        <w:tc>
-          <w:tcPr>
-            <w:tcW w:type="dxa" w:w="4500"/>
-            <w:tcBorders>
-              <w:top w:val="single" w:color="999999" w:sz="4"/>
-              <w:left w:val="single" w:color="999999" w:sz="4"/>
-              <w:bottom w:val="single" w:color="999999" w:sz="4"/>
-              <w:right w:val="single" w:color="999999" w:sz="4"/>
-            </w:tcBorders>
-          </w:tcPr>
-          <w:p>
-            <w:r>
-              <w:rPr>
-                <w:rFonts w:ascii="Calibri" w:cs="Calibri" w:eastAsia="Calibri" w:hAnsi="Calibri"/>
-                <w:sz w:val="22"/>
-                <w:szCs w:val="22"/>
+        <w:trPr>
+          <w:cantSplit/>
+        </w:trPr>
+        <w:tc>
+          <w:tcPr>
+            <w:tcW w:type="dxa" w:w="4500"/>
+            <w:tcBorders>
+              <w:top w:val="single" w:color="999999" w:sz="4"/>
+              <w:left w:val="single" w:color="999999" w:sz="4"/>
+              <w:bottom w:val="single" w:color="999999" w:sz="4"/>
+              <w:right w:val="single" w:color="999999" w:sz="4"/>
+            </w:tcBorders>
+          </w:tcPr>
+          <w:p>
+            <w:r>
+              <w:rPr>
+                <w:rFonts w:ascii="Calibri" w:cs="Calibri" w:eastAsia="Calibri" w:hAnsi="Calibri"/>
               </w:rPr>
               <w:t xml:space="preserve">How you pay</w:t>
             </w:r>
@@ -2071,8 +2294,6 @@
             <w:r>
               <w:rPr>
                 <w:rFonts w:ascii="Calibri" w:cs="Calibri" w:eastAsia="Calibri" w:hAnsi="Calibri"/>
-                <w:sz w:val="22"/>
-                <w:szCs w:val="22"/>
               </w:rPr>
               <w:t xml:space="preserve">[Provider to complete: how the participant pays, for example plan management or self-management]</w:t>
             </w:r>
@@ -2082,13 +2303,11 @@
     </w:tbl>
     <w:p>
       <w:pPr>
-        <w:spacing w:after="120"/>
-      </w:pPr>
-      <w:r>
-        <w:rPr>
-          <w:rFonts w:ascii="Calibri" w:cs="Calibri" w:eastAsia="Calibri" w:hAnsi="Calibri"/>
-          <w:sz w:val="22"/>
-          <w:szCs w:val="22"/>
+        <w:spacing w:after="120" w:line="276"/>
+      </w:pPr>
+      <w:r>
+        <w:rPr>
+          <w:rFonts w:ascii="Calibri" w:cs="Calibri" w:eastAsia="Calibri" w:hAnsi="Calibri"/>
         </w:rPr>
         <w:t xml:space="preserve"/>
       </w:r>
@@ -2100,13 +2319,11 @@
           <w:ilvl w:val="0"/>
           <w:numId w:val="2"/>
         </w:numPr>
-        <w:spacing w:after="60"/>
-      </w:pPr>
-      <w:r>
-        <w:rPr>
-          <w:rFonts w:ascii="Calibri" w:cs="Calibri" w:eastAsia="Calibri" w:hAnsi="Calibri"/>
-          <w:sz w:val="22"/>
-          <w:szCs w:val="22"/>
+        <w:spacing w:after="60" w:line="276"/>
+      </w:pPr>
+      <w:r>
+        <w:rPr>
+          <w:rFonts w:ascii="Calibri" w:cs="Calibri" w:eastAsia="Calibri" w:hAnsi="Calibri"/>
         </w:rPr>
         <w:t xml:space="preserve">You choose how your supports are done. We will ask you and listen.</w:t>
       </w:r>
@@ -2118,13 +2335,11 @@
           <w:ilvl w:val="0"/>
           <w:numId w:val="2"/>
         </w:numPr>
-        <w:spacing w:after="60"/>
-      </w:pPr>
-      <w:r>
-        <w:rPr>
-          <w:rFonts w:ascii="Calibri" w:cs="Calibri" w:eastAsia="Calibri" w:hAnsi="Calibri"/>
-          <w:sz w:val="22"/>
-          <w:szCs w:val="22"/>
+        <w:spacing w:after="60" w:line="276"/>
+      </w:pPr>
+      <w:r>
+        <w:rPr>
+          <w:rFonts w:ascii="Calibri" w:cs="Calibri" w:eastAsia="Calibri" w:hAnsi="Calibri"/>
         </w:rPr>
         <w:t xml:space="preserve">We will tell you before we change a time or a price. We will not change them without your agreement.</w:t>
       </w:r>
@@ -2136,13 +2351,11 @@
           <w:ilvl w:val="0"/>
           <w:numId w:val="2"/>
         </w:numPr>
-        <w:spacing w:after="60"/>
-      </w:pPr>
-      <w:r>
-        <w:rPr>
-          <w:rFonts w:ascii="Calibri" w:cs="Calibri" w:eastAsia="Calibri" w:hAnsi="Calibri"/>
-          <w:sz w:val="22"/>
-          <w:szCs w:val="22"/>
+        <w:spacing w:after="60" w:line="276"/>
+      </w:pPr>
+      <w:r>
+        <w:rPr>
+          <w:rFonts w:ascii="Calibri" w:cs="Calibri" w:eastAsia="Calibri" w:hAnsi="Calibri"/>
         </w:rPr>
         <w:t xml:space="preserve">If you want to stop the agreement, tell us. We will talk with you about how to end it.</w:t>
       </w:r>
@@ -2154,13 +2367,11 @@
           <w:ilvl w:val="0"/>
           <w:numId w:val="2"/>
         </w:numPr>
-        <w:spacing w:after="60"/>
-      </w:pPr>
-      <w:r>
-        <w:rPr>
-          <w:rFonts w:ascii="Calibri" w:cs="Calibri" w:eastAsia="Calibri" w:hAnsi="Calibri"/>
-          <w:sz w:val="22"/>
-          <w:szCs w:val="22"/>
+        <w:spacing w:after="60" w:line="276"/>
+      </w:pPr>
+      <w:r>
+        <w:rPr>
+          <w:rFonts w:ascii="Calibri" w:cs="Calibri" w:eastAsia="Calibri" w:hAnsi="Calibri"/>
         </w:rPr>
         <w:t xml:space="preserve">We keep your personal information private. We only share it when the law says we must, or when you say we can.</w:t>
       </w:r>
@@ -2172,26 +2383,22 @@
           <w:ilvl w:val="0"/>
           <w:numId w:val="2"/>
         </w:numPr>
-        <w:spacing w:after="60"/>
-      </w:pPr>
-      <w:r>
-        <w:rPr>
-          <w:rFonts w:ascii="Calibri" w:cs="Calibri" w:eastAsia="Calibri" w:hAnsi="Calibri"/>
-          <w:sz w:val="22"/>
-          <w:szCs w:val="22"/>
+        <w:spacing w:after="60" w:line="276"/>
+      </w:pPr>
+      <w:r>
+        <w:rPr>
+          <w:rFonts w:ascii="Calibri" w:cs="Calibri" w:eastAsia="Calibri" w:hAnsi="Calibri"/>
         </w:rPr>
         <w:t xml:space="preserve">We do not use restrictive practices.</w:t>
       </w:r>
     </w:p>
     <w:p>
       <w:pPr>
-        <w:spacing w:after="120"/>
-      </w:pPr>
-      <w:r>
-        <w:rPr>
-          <w:rFonts w:ascii="Calibri" w:cs="Calibri" w:eastAsia="Calibri" w:hAnsi="Calibri"/>
-          <w:sz w:val="22"/>
-          <w:szCs w:val="22"/>
+        <w:spacing w:after="120" w:line="276"/>
+      </w:pPr>
+      <w:r>
+        <w:rPr>
+          <w:rFonts w:ascii="Calibri" w:cs="Calibri" w:eastAsia="Calibri" w:hAnsi="Calibri"/>
         </w:rPr>
         <w:t xml:space="preserve">If something is not right, you can tell us. You can tell us in person, by phone, by email or in writing. You can ask someone else to tell us for you. You will not be treated badly for raising a concern.</w:t>
       </w:r>
@@ -2233,8 +2440,6 @@
                 <w:rFonts w:ascii="Calibri" w:cs="Calibri" w:eastAsia="Calibri" w:hAnsi="Calibri"/>
                 <w:b/>
                 <w:bCs/>
-                <w:sz w:val="22"/>
-                <w:szCs w:val="22"/>
               </w:rPr>
               <w:t xml:space="preserve">If this happens</w:t>
             </w:r>
@@ -2257,8 +2462,6 @@
                 <w:rFonts w:ascii="Calibri" w:cs="Calibri" w:eastAsia="Calibri" w:hAnsi="Calibri"/>
                 <w:b/>
                 <w:bCs/>
-                <w:sz w:val="22"/>
-                <w:szCs w:val="22"/>
               </w:rPr>
               <w:t xml:space="preserve">What we do</w:t>
             </w:r>
@@ -2266,22 +2469,23 @@
         </w:tc>
       </w:tr>
       <w:tr>
-        <w:tc>
-          <w:tcPr>
-            <w:tcW w:type="dxa" w:w="4500"/>
-            <w:tcBorders>
-              <w:top w:val="single" w:color="999999" w:sz="4"/>
-              <w:left w:val="single" w:color="999999" w:sz="4"/>
-              <w:bottom w:val="single" w:color="999999" w:sz="4"/>
-              <w:right w:val="single" w:color="999999" w:sz="4"/>
-            </w:tcBorders>
-          </w:tcPr>
-          <w:p>
-            <w:r>
-              <w:rPr>
-                <w:rFonts w:ascii="Calibri" w:cs="Calibri" w:eastAsia="Calibri" w:hAnsi="Calibri"/>
-                <w:sz w:val="22"/>
-                <w:szCs w:val="22"/>
+        <w:trPr>
+          <w:cantSplit/>
+        </w:trPr>
+        <w:tc>
+          <w:tcPr>
+            <w:tcW w:type="dxa" w:w="4500"/>
+            <w:tcBorders>
+              <w:top w:val="single" w:color="999999" w:sz="4"/>
+              <w:left w:val="single" w:color="999999" w:sz="4"/>
+              <w:bottom w:val="single" w:color="999999" w:sz="4"/>
+              <w:right w:val="single" w:color="999999" w:sz="4"/>
+            </w:tcBorders>
+          </w:tcPr>
+          <w:p>
+            <w:r>
+              <w:rPr>
+                <w:rFonts w:ascii="Calibri" w:cs="Calibri" w:eastAsia="Calibri" w:hAnsi="Calibri"/>
               </w:rPr>
               <w:t xml:space="preserve">You have a concern or a complaint</w:t>
             </w:r>
@@ -2301,8 +2505,6 @@
             <w:r>
               <w:rPr>
                 <w:rFonts w:ascii="Calibri" w:cs="Calibri" w:eastAsia="Calibri" w:hAnsi="Calibri"/>
-                <w:sz w:val="22"/>
-                <w:szCs w:val="22"/>
               </w:rPr>
               <w:t xml:space="preserve">We listen. We tell you what we will do and when. We keep you updated.</w:t>
             </w:r>
@@ -2310,22 +2512,23 @@
         </w:tc>
       </w:tr>
       <w:tr>
-        <w:tc>
-          <w:tcPr>
-            <w:tcW w:type="dxa" w:w="4500"/>
-            <w:tcBorders>
-              <w:top w:val="single" w:color="999999" w:sz="4"/>
-              <w:left w:val="single" w:color="999999" w:sz="4"/>
-              <w:bottom w:val="single" w:color="999999" w:sz="4"/>
-              <w:right w:val="single" w:color="999999" w:sz="4"/>
-            </w:tcBorders>
-          </w:tcPr>
-          <w:p>
-            <w:r>
-              <w:rPr>
-                <w:rFonts w:ascii="Calibri" w:cs="Calibri" w:eastAsia="Calibri" w:hAnsi="Calibri"/>
-                <w:sz w:val="22"/>
-                <w:szCs w:val="22"/>
+        <w:trPr>
+          <w:cantSplit/>
+        </w:trPr>
+        <w:tc>
+          <w:tcPr>
+            <w:tcW w:type="dxa" w:w="4500"/>
+            <w:tcBorders>
+              <w:top w:val="single" w:color="999999" w:sz="4"/>
+              <w:left w:val="single" w:color="999999" w:sz="4"/>
+              <w:bottom w:val="single" w:color="999999" w:sz="4"/>
+              <w:right w:val="single" w:color="999999" w:sz="4"/>
+            </w:tcBorders>
+          </w:tcPr>
+          <w:p>
+            <w:r>
+              <w:rPr>
+                <w:rFonts w:ascii="Calibri" w:cs="Calibri" w:eastAsia="Calibri" w:hAnsi="Calibri"/>
               </w:rPr>
               <w:t xml:space="preserve">You are not happy with our response</w:t>
             </w:r>
@@ -2345,8 +2548,6 @@
             <w:r>
               <w:rPr>
                 <w:rFonts w:ascii="Calibri" w:cs="Calibri" w:eastAsia="Calibri" w:hAnsi="Calibri"/>
-                <w:sz w:val="22"/>
-                <w:szCs w:val="22"/>
               </w:rPr>
               <w:t xml:space="preserve">You can contact the NDIS Quality and Safeguards Commission. We will give you the details.</w:t>
             </w:r>
@@ -2354,22 +2555,23 @@
         </w:tc>
       </w:tr>
       <w:tr>
-        <w:tc>
-          <w:tcPr>
-            <w:tcW w:type="dxa" w:w="4500"/>
-            <w:tcBorders>
-              <w:top w:val="single" w:color="999999" w:sz="4"/>
-              <w:left w:val="single" w:color="999999" w:sz="4"/>
-              <w:bottom w:val="single" w:color="999999" w:sz="4"/>
-              <w:right w:val="single" w:color="999999" w:sz="4"/>
-            </w:tcBorders>
-          </w:tcPr>
-          <w:p>
-            <w:r>
-              <w:rPr>
-                <w:rFonts w:ascii="Calibri" w:cs="Calibri" w:eastAsia="Calibri" w:hAnsi="Calibri"/>
-                <w:sz w:val="22"/>
-                <w:szCs w:val="22"/>
+        <w:trPr>
+          <w:cantSplit/>
+        </w:trPr>
+        <w:tc>
+          <w:tcPr>
+            <w:tcW w:type="dxa" w:w="4500"/>
+            <w:tcBorders>
+              <w:top w:val="single" w:color="999999" w:sz="4"/>
+              <w:left w:val="single" w:color="999999" w:sz="4"/>
+              <w:bottom w:val="single" w:color="999999" w:sz="4"/>
+              <w:right w:val="single" w:color="999999" w:sz="4"/>
+            </w:tcBorders>
+          </w:tcPr>
+          <w:p>
+            <w:r>
+              <w:rPr>
+                <w:rFonts w:ascii="Calibri" w:cs="Calibri" w:eastAsia="Calibri" w:hAnsi="Calibri"/>
               </w:rPr>
               <w:t xml:space="preserve">There is an emergency</w:t>
             </w:r>
@@ -2389,8 +2591,6 @@
             <w:r>
               <w:rPr>
                 <w:rFonts w:ascii="Calibri" w:cs="Calibri" w:eastAsia="Calibri" w:hAnsi="Calibri"/>
-                <w:sz w:val="22"/>
-                <w:szCs w:val="22"/>
               </w:rPr>
               <w:t xml:space="preserve">We call 000 first. Then we tell the person you have named as your emergency contact.</w:t>
             </w:r>
@@ -2398,22 +2598,23 @@
         </w:tc>
       </w:tr>
       <w:tr>
-        <w:tc>
-          <w:tcPr>
-            <w:tcW w:type="dxa" w:w="4500"/>
-            <w:tcBorders>
-              <w:top w:val="single" w:color="999999" w:sz="4"/>
-              <w:left w:val="single" w:color="999999" w:sz="4"/>
-              <w:bottom w:val="single" w:color="999999" w:sz="4"/>
-              <w:right w:val="single" w:color="999999" w:sz="4"/>
-            </w:tcBorders>
-          </w:tcPr>
-          <w:p>
-            <w:r>
-              <w:rPr>
-                <w:rFonts w:ascii="Calibri" w:cs="Calibri" w:eastAsia="Calibri" w:hAnsi="Calibri"/>
-                <w:sz w:val="22"/>
-                <w:szCs w:val="22"/>
+        <w:trPr>
+          <w:cantSplit/>
+        </w:trPr>
+        <w:tc>
+          <w:tcPr>
+            <w:tcW w:type="dxa" w:w="4500"/>
+            <w:tcBorders>
+              <w:top w:val="single" w:color="999999" w:sz="4"/>
+              <w:left w:val="single" w:color="999999" w:sz="4"/>
+              <w:bottom w:val="single" w:color="999999" w:sz="4"/>
+              <w:right w:val="single" w:color="999999" w:sz="4"/>
+            </w:tcBorders>
+          </w:tcPr>
+          <w:p>
+            <w:r>
+              <w:rPr>
+                <w:rFonts w:ascii="Calibri" w:cs="Calibri" w:eastAsia="Calibri" w:hAnsi="Calibri"/>
               </w:rPr>
               <w:t xml:space="preserve">Your worker cannot come</w:t>
             </w:r>
@@ -2433,8 +2634,6 @@
             <w:r>
               <w:rPr>
                 <w:rFonts w:ascii="Calibri" w:cs="Calibri" w:eastAsia="Calibri" w:hAnsi="Calibri"/>
-                <w:sz w:val="22"/>
-                <w:szCs w:val="22"/>
               </w:rPr>
               <w:t xml:space="preserve">We tell you as soon as we can and agree a new time with you.</w:t>
             </w:r>
@@ -2444,13 +2643,11 @@
     </w:tbl>
     <w:p>
       <w:pPr>
-        <w:spacing w:after="120"/>
-      </w:pPr>
-      <w:r>
-        <w:rPr>
-          <w:rFonts w:ascii="Calibri" w:cs="Calibri" w:eastAsia="Calibri" w:hAnsi="Calibri"/>
-          <w:sz w:val="22"/>
-          <w:szCs w:val="22"/>
+        <w:spacing w:after="120" w:line="276"/>
+      </w:pPr>
+      <w:r>
+        <w:rPr>
+          <w:rFonts w:ascii="Calibri" w:cs="Calibri" w:eastAsia="Calibri" w:hAnsi="Calibri"/>
         </w:rPr>
         <w:t xml:space="preserve"/>
       </w:r>
@@ -2492,8 +2689,6 @@
                 <w:rFonts w:ascii="Calibri" w:cs="Calibri" w:eastAsia="Calibri" w:hAnsi="Calibri"/>
                 <w:b/>
                 <w:bCs/>
-                <w:sz w:val="22"/>
-                <w:szCs w:val="22"/>
               </w:rPr>
               <w:t xml:space="preserve">Contact</w:t>
             </w:r>
@@ -2516,8 +2711,6 @@
                 <w:rFonts w:ascii="Calibri" w:cs="Calibri" w:eastAsia="Calibri" w:hAnsi="Calibri"/>
                 <w:b/>
                 <w:bCs/>
-                <w:sz w:val="22"/>
-                <w:szCs w:val="22"/>
               </w:rPr>
               <w:t xml:space="preserve">Details</w:t>
             </w:r>
@@ -2525,22 +2718,23 @@
         </w:tc>
       </w:tr>
       <w:tr>
-        <w:tc>
-          <w:tcPr>
-            <w:tcW w:type="dxa" w:w="4500"/>
-            <w:tcBorders>
-              <w:top w:val="single" w:color="999999" w:sz="4"/>
-              <w:left w:val="single" w:color="999999" w:sz="4"/>
-              <w:bottom w:val="single" w:color="999999" w:sz="4"/>
-              <w:right w:val="single" w:color="999999" w:sz="4"/>
-            </w:tcBorders>
-          </w:tcPr>
-          <w:p>
-            <w:r>
-              <w:rPr>
-                <w:rFonts w:ascii="Calibri" w:cs="Calibri" w:eastAsia="Calibri" w:hAnsi="Calibri"/>
-                <w:sz w:val="22"/>
-                <w:szCs w:val="22"/>
+        <w:trPr>
+          <w:cantSplit/>
+        </w:trPr>
+        <w:tc>
+          <w:tcPr>
+            <w:tcW w:type="dxa" w:w="4500"/>
+            <w:tcBorders>
+              <w:top w:val="single" w:color="999999" w:sz="4"/>
+              <w:left w:val="single" w:color="999999" w:sz="4"/>
+              <w:bottom w:val="single" w:color="999999" w:sz="4"/>
+              <w:right w:val="single" w:color="999999" w:sz="4"/>
+            </w:tcBorders>
+          </w:tcPr>
+          <w:p>
+            <w:r>
+              <w:rPr>
+                <w:rFonts w:ascii="Calibri" w:cs="Calibri" w:eastAsia="Calibri" w:hAnsi="Calibri"/>
               </w:rPr>
               <w:t xml:space="preserve">Sunrise Supports</w:t>
             </w:r>
@@ -2560,8 +2754,9 @@
             <w:r>
               <w:rPr>
                 <w:rFonts w:ascii="Calibri" w:cs="Calibri" w:eastAsia="Calibri" w:hAnsi="Calibri"/>
-                <w:sz w:val="22"/>
-                <w:szCs w:val="22"/>
+                <w:sz w:val="24"/>
+                <w:szCs w:val="24"/>
+                <w:shd w:fill="FBE9D7" w:val="clear"/>
               </w:rPr>
               <w:t xml:space="preserve">[Provider to complete: phone number and email]</w:t>
             </w:r>
@@ -2569,22 +2764,23 @@
         </w:tc>
       </w:tr>
       <w:tr>
-        <w:tc>
-          <w:tcPr>
-            <w:tcW w:type="dxa" w:w="4500"/>
-            <w:tcBorders>
-              <w:top w:val="single" w:color="999999" w:sz="4"/>
-              <w:left w:val="single" w:color="999999" w:sz="4"/>
-              <w:bottom w:val="single" w:color="999999" w:sz="4"/>
-              <w:right w:val="single" w:color="999999" w:sz="4"/>
-            </w:tcBorders>
-          </w:tcPr>
-          <w:p>
-            <w:r>
-              <w:rPr>
-                <w:rFonts w:ascii="Calibri" w:cs="Calibri" w:eastAsia="Calibri" w:hAnsi="Calibri"/>
-                <w:sz w:val="22"/>
-                <w:szCs w:val="22"/>
+        <w:trPr>
+          <w:cantSplit/>
+        </w:trPr>
+        <w:tc>
+          <w:tcPr>
+            <w:tcW w:type="dxa" w:w="4500"/>
+            <w:tcBorders>
+              <w:top w:val="single" w:color="999999" w:sz="4"/>
+              <w:left w:val="single" w:color="999999" w:sz="4"/>
+              <w:bottom w:val="single" w:color="999999" w:sz="4"/>
+              <w:right w:val="single" w:color="999999" w:sz="4"/>
+            </w:tcBorders>
+          </w:tcPr>
+          <w:p>
+            <w:r>
+              <w:rPr>
+                <w:rFonts w:ascii="Calibri" w:cs="Calibri" w:eastAsia="Calibri" w:hAnsi="Calibri"/>
               </w:rPr>
               <w:t xml:space="preserve">Your emergency contact</w:t>
             </w:r>
@@ -2604,8 +2800,9 @@
             <w:r>
               <w:rPr>
                 <w:rFonts w:ascii="Calibri" w:cs="Calibri" w:eastAsia="Calibri" w:hAnsi="Calibri"/>
-                <w:sz w:val="22"/>
-                <w:szCs w:val="22"/>
+                <w:sz w:val="24"/>
+                <w:szCs w:val="24"/>
+                <w:shd w:fill="FBE9D7" w:val="clear"/>
               </w:rPr>
               <w:t xml:space="preserve">[Provider to complete: participant's emergency contact name and phone number]</w:t>
             </w:r>
@@ -2615,13 +2812,11 @@
     </w:tbl>
     <w:p>
       <w:pPr>
-        <w:spacing w:after="120"/>
-      </w:pPr>
-      <w:r>
-        <w:rPr>
-          <w:rFonts w:ascii="Calibri" w:cs="Calibri" w:eastAsia="Calibri" w:hAnsi="Calibri"/>
-          <w:sz w:val="22"/>
-          <w:szCs w:val="22"/>
+        <w:spacing w:after="120" w:line="276"/>
+      </w:pPr>
+      <w:r>
+        <w:rPr>
+          <w:rFonts w:ascii="Calibri" w:cs="Calibri" w:eastAsia="Calibri" w:hAnsi="Calibri"/>
         </w:rPr>
         <w:t xml:space="preserve"/>
       </w:r>
@@ -2659,8 +2854,6 @@
                 <w:rFonts w:ascii="Calibri" w:cs="Calibri" w:eastAsia="Calibri" w:hAnsi="Calibri"/>
                 <w:i/>
                 <w:iCs/>
-                <w:sz w:val="22"/>
-                <w:szCs w:val="22"/>
               </w:rPr>
               <w:t xml:space="preserve">[Provider to complete: check this summary matches the full Agreement terms in section 3 Agreement terms before giving it to the participant.]</w:t>
             </w:r>
@@ -2670,13 +2863,11 @@
     </w:tbl>
     <w:p>
       <w:pPr>
-        <w:spacing w:after="120"/>
-      </w:pPr>
-      <w:r>
-        <w:rPr>
-          <w:rFonts w:ascii="Calibri" w:cs="Calibri" w:eastAsia="Calibri" w:hAnsi="Calibri"/>
-          <w:sz w:val="22"/>
-          <w:szCs w:val="22"/>
+        <w:spacing w:after="120" w:line="276"/>
+      </w:pPr>
+      <w:r>
+        <w:rPr>
+          <w:rFonts w:ascii="Calibri" w:cs="Calibri" w:eastAsia="Calibri" w:hAnsi="Calibri"/>
         </w:rPr>
         <w:t xml:space="preserve"/>
       </w:r>
@@ -2733,8 +2924,6 @@
                 <w:rFonts w:ascii="Calibri" w:cs="Calibri" w:eastAsia="Calibri" w:hAnsi="Calibri"/>
                 <w:b/>
                 <w:bCs/>
-                <w:sz w:val="22"/>
-                <w:szCs w:val="22"/>
               </w:rPr>
               <w:t xml:space="preserve">Party</w:t>
             </w:r>
@@ -2757,8 +2946,6 @@
                 <w:rFonts w:ascii="Calibri" w:cs="Calibri" w:eastAsia="Calibri" w:hAnsi="Calibri"/>
                 <w:b/>
                 <w:bCs/>
-                <w:sz w:val="22"/>
-                <w:szCs w:val="22"/>
               </w:rPr>
               <w:t xml:space="preserve">Name</w:t>
             </w:r>
@@ -2781,8 +2968,6 @@
                 <w:rFonts w:ascii="Calibri" w:cs="Calibri" w:eastAsia="Calibri" w:hAnsi="Calibri"/>
                 <w:b/>
                 <w:bCs/>
-                <w:sz w:val="22"/>
-                <w:szCs w:val="22"/>
               </w:rPr>
               <w:t xml:space="preserve">Signature and date</w:t>
             </w:r>
@@ -2790,6 +2975,9 @@
         </w:tc>
       </w:tr>
       <w:tr>
+        <w:trPr>
+          <w:cantSplit/>
+        </w:trPr>
         <w:tc>
           <w:tcPr>
             <w:tcW w:type="dxa" w:w="3000"/>
@@ -2804,8 +2992,6 @@
             <w:r>
               <w:rPr>
                 <w:rFonts w:ascii="Calibri" w:cs="Calibri" w:eastAsia="Calibri" w:hAnsi="Calibri"/>
-                <w:sz w:val="22"/>
-                <w:szCs w:val="22"/>
               </w:rPr>
               <w:t xml:space="preserve">Provider</w:t>
             </w:r>
@@ -2825,8 +3011,6 @@
             <w:r>
               <w:rPr>
                 <w:rFonts w:ascii="Calibri" w:cs="Calibri" w:eastAsia="Calibri" w:hAnsi="Calibri"/>
-                <w:sz w:val="22"/>
-                <w:szCs w:val="22"/>
               </w:rPr>
               <w:t xml:space="preserve">Sunrise Supports</w:t>
             </w:r>
@@ -2846,15 +3030,25 @@
             <w:r>
               <w:rPr>
                 <w:rFonts w:ascii="Calibri" w:cs="Calibri" w:eastAsia="Calibri" w:hAnsi="Calibri"/>
-                <w:sz w:val="22"/>
-                <w:szCs w:val="22"/>
-              </w:rPr>
-              <w:t xml:space="preserve">[Signature] [Date]</w:t>
-            </w:r>
-          </w:p>
-        </w:tc>
-      </w:tr>
-      <w:tr>
+                <w:sz w:val="24"/>
+                <w:szCs w:val="24"/>
+                <w:shd w:fill="FBE9D7" w:val="clear"/>
+              </w:rPr>
+              <w:t xml:space="preserve">[Signature]</w:t>
+            </w:r>
+            <w:r>
+              <w:rPr>
+                <w:rFonts w:ascii="Calibri" w:cs="Calibri" w:eastAsia="Calibri" w:hAnsi="Calibri"/>
+              </w:rPr>
+              <w:t xml:space="preserve"> 14 October 2026</w:t>
+            </w:r>
+          </w:p>
+        </w:tc>
+      </w:tr>
+      <w:tr>
+        <w:trPr>
+          <w:cantSplit/>
+        </w:trPr>
         <w:tc>
           <w:tcPr>
             <w:tcW w:type="dxa" w:w="3000"/>
@@ -2869,8 +3063,6 @@
             <w:r>
               <w:rPr>
                 <w:rFonts w:ascii="Calibri" w:cs="Calibri" w:eastAsia="Calibri" w:hAnsi="Calibri"/>
-                <w:sz w:val="22"/>
-                <w:szCs w:val="22"/>
               </w:rPr>
               <w:t xml:space="preserve">Participant or representative</w:t>
             </w:r>
@@ -2890,10 +3082,8 @@
             <w:r>
               <w:rPr>
                 <w:rFonts w:ascii="Calibri" w:cs="Calibri" w:eastAsia="Calibri" w:hAnsi="Calibri"/>
-                <w:sz w:val="22"/>
-                <w:szCs w:val="22"/>
-              </w:rPr>
-              <w:t xml:space="preserve">[Name]</w:t>
+              </w:rPr>
+              <w:t xml:space="preserve">Jane Citizen</w:t>
             </w:r>
           </w:p>
         </w:tc>
@@ -2911,10 +3101,17 @@
             <w:r>
               <w:rPr>
                 <w:rFonts w:ascii="Calibri" w:cs="Calibri" w:eastAsia="Calibri" w:hAnsi="Calibri"/>
-                <w:sz w:val="22"/>
-                <w:szCs w:val="22"/>
-              </w:rPr>
-              <w:t xml:space="preserve">[Signature] [Date]</w:t>
+                <w:sz w:val="24"/>
+                <w:szCs w:val="24"/>
+                <w:shd w:fill="FBE9D7" w:val="clear"/>
+              </w:rPr>
+              <w:t xml:space="preserve">[Signature]</w:t>
+            </w:r>
+            <w:r>
+              <w:rPr>
+                <w:rFonts w:ascii="Calibri" w:cs="Calibri" w:eastAsia="Calibri" w:hAnsi="Calibri"/>
+              </w:rPr>
+              <w:t xml:space="preserve"> 14 October 2026</w:t>
             </w:r>
           </w:p>
         </w:tc>
@@ -2922,13 +3119,11 @@
     </w:tbl>
     <w:p>
       <w:pPr>
-        <w:spacing w:after="120"/>
-      </w:pPr>
-      <w:r>
-        <w:rPr>
-          <w:rFonts w:ascii="Calibri" w:cs="Calibri" w:eastAsia="Calibri" w:hAnsi="Calibri"/>
-          <w:sz w:val="22"/>
-          <w:szCs w:val="22"/>
+        <w:spacing w:after="120" w:line="276"/>
+      </w:pPr>
+      <w:r>
+        <w:rPr>
+          <w:rFonts w:ascii="Calibri" w:cs="Calibri" w:eastAsia="Calibri" w:hAnsi="Calibri"/>
         </w:rPr>
         <w:t xml:space="preserve"/>
       </w:r>
@@ -2949,26 +3144,22 @@
     </w:p>
     <w:p>
       <w:pPr>
-        <w:spacing w:after="120"/>
-      </w:pPr>
-      <w:r>
-        <w:rPr>
-          <w:rFonts w:ascii="Calibri" w:cs="Calibri" w:eastAsia="Calibri" w:hAnsi="Calibri"/>
-          <w:sz w:val="22"/>
-          <w:szCs w:val="22"/>
+        <w:spacing w:after="120" w:line="276"/>
+      </w:pPr>
+      <w:r>
+        <w:rPr>
+          <w:rFonts w:ascii="Calibri" w:cs="Calibri" w:eastAsia="Calibri" w:hAnsi="Calibri"/>
         </w:rPr>
         <w:t xml:space="preserve">Verification providers are not audited against this document under the NDIS Practice Standards. We keep it because the NDIS Code of Conduct applies to every provider and worker.</w:t>
       </w:r>
     </w:p>
     <w:p>
       <w:pPr>
-        <w:spacing w:after="120"/>
-      </w:pPr>
-      <w:r>
-        <w:rPr>
-          <w:rFonts w:ascii="Calibri" w:cs="Calibri" w:eastAsia="Calibri" w:hAnsi="Calibri"/>
-          <w:sz w:val="22"/>
-          <w:szCs w:val="22"/>
+        <w:spacing w:after="120" w:line="276"/>
+      </w:pPr>
+      <w:r>
+        <w:rPr>
+          <w:rFonts w:ascii="Calibri" w:cs="Calibri" w:eastAsia="Calibri" w:hAnsi="Calibri"/>
         </w:rPr>
         <w:t xml:space="preserve">We keep the records this document names, with the dates they were made, so an auditor can see it in use.</w:t>
       </w:r>
@@ -2989,15 +3180,13 @@
     </w:p>
     <w:p>
       <w:pPr>
-        <w:spacing w:after="120"/>
-      </w:pPr>
-      <w:r>
-        <w:rPr>
-          <w:rFonts w:ascii="Calibri" w:cs="Calibri" w:eastAsia="Calibri" w:hAnsi="Calibri"/>
-          <w:sz w:val="22"/>
-          <w:szCs w:val="22"/>
-        </w:rPr>
-        <w:t xml:space="preserve">We review this document every 12 months, after any incident or complaint that shows a gap, and when the Commission changes the rules it supports. Next review: 12 October 2027.</w:t>
+        <w:spacing w:after="120" w:line="276"/>
+      </w:pPr>
+      <w:r>
+        <w:rPr>
+          <w:rFonts w:ascii="Calibri" w:cs="Calibri" w:eastAsia="Calibri" w:hAnsi="Calibri"/>
+        </w:rPr>
+        <w:t xml:space="preserve">We review this document every 12 months, after any incident or complaint that shows a gap, and when the Commission changes the rules it supports. Next review: 14 October 2027.</w:t>
       </w:r>
     </w:p>
     <w:tbl>
@@ -3038,8 +3227,6 @@
                 <w:rFonts w:ascii="Calibri" w:cs="Calibri" w:eastAsia="Calibri" w:hAnsi="Calibri"/>
                 <w:b/>
                 <w:bCs/>
-                <w:sz w:val="22"/>
-                <w:szCs w:val="22"/>
               </w:rPr>
               <w:t xml:space="preserve">Role</w:t>
             </w:r>
@@ -3062,8 +3249,6 @@
                 <w:rFonts w:ascii="Calibri" w:cs="Calibri" w:eastAsia="Calibri" w:hAnsi="Calibri"/>
                 <w:b/>
                 <w:bCs/>
-                <w:sz w:val="22"/>
-                <w:szCs w:val="22"/>
               </w:rPr>
               <w:t xml:space="preserve">Does what</w:t>
             </w:r>
@@ -3086,8 +3271,6 @@
                 <w:rFonts w:ascii="Calibri" w:cs="Calibri" w:eastAsia="Calibri" w:hAnsi="Calibri"/>
                 <w:b/>
                 <w:bCs/>
-                <w:sz w:val="22"/>
-                <w:szCs w:val="22"/>
               </w:rPr>
               <w:t xml:space="preserve">When</w:t>
             </w:r>
@@ -3095,6 +3278,9 @@
         </w:tc>
       </w:tr>
       <w:tr>
+        <w:trPr>
+          <w:cantSplit/>
+        </w:trPr>
         <w:tc>
           <w:tcPr>
             <w:tcW w:type="dxa" w:w="3000"/>
@@ -3109,10 +3295,8 @@
             <w:r>
               <w:rPr>
                 <w:rFonts w:ascii="Calibri" w:cs="Calibri" w:eastAsia="Calibri" w:hAnsi="Calibri"/>
-                <w:sz w:val="22"/>
-                <w:szCs w:val="22"/>
-              </w:rPr>
-              <w:t xml:space="preserve">[Provider to complete: owner role]</w:t>
+              </w:rPr>
+              <w:t xml:space="preserve">Owner</w:t>
             </w:r>
           </w:p>
         </w:tc>
@@ -3130,8 +3314,6 @@
             <w:r>
               <w:rPr>
                 <w:rFonts w:ascii="Calibri" w:cs="Calibri" w:eastAsia="Calibri" w:hAnsi="Calibri"/>
-                <w:sz w:val="22"/>
-                <w:szCs w:val="22"/>
               </w:rPr>
               <w:t xml:space="preserve">Reviews and approves this document</w:t>
             </w:r>
@@ -3151,8 +3333,6 @@
             <w:r>
               <w:rPr>
                 <w:rFonts w:ascii="Calibri" w:cs="Calibri" w:eastAsia="Calibri" w:hAnsi="Calibri"/>
-                <w:sz w:val="22"/>
-                <w:szCs w:val="22"/>
               </w:rPr>
               <w:t xml:space="preserve">Every 12 months</w:t>
             </w:r>
@@ -3160,6 +3340,9 @@
         </w:tc>
       </w:tr>
       <w:tr>
+        <w:trPr>
+          <w:cantSplit/>
+        </w:trPr>
         <w:tc>
           <w:tcPr>
             <w:tcW w:type="dxa" w:w="3000"/>
@@ -3174,8 +3357,6 @@
             <w:r>
               <w:rPr>
                 <w:rFonts w:ascii="Calibri" w:cs="Calibri" w:eastAsia="Calibri" w:hAnsi="Calibri"/>
-                <w:sz w:val="22"/>
-                <w:szCs w:val="22"/>
               </w:rPr>
               <w:t xml:space="preserve">All workers</w:t>
             </w:r>
@@ -3195,8 +3376,6 @@
             <w:r>
               <w:rPr>
                 <w:rFonts w:ascii="Calibri" w:cs="Calibri" w:eastAsia="Calibri" w:hAnsi="Calibri"/>
-                <w:sz w:val="22"/>
-                <w:szCs w:val="22"/>
               </w:rPr>
               <w:t xml:space="preserve">Read the current version and follow it</w:t>
             </w:r>
@@ -3216,8 +3395,6 @@
             <w:r>
               <w:rPr>
                 <w:rFonts w:ascii="Calibri" w:cs="Calibri" w:eastAsia="Calibri" w:hAnsi="Calibri"/>
-                <w:sz w:val="22"/>
-                <w:szCs w:val="22"/>
               </w:rPr>
               <w:t xml:space="preserve">At induction and after each change</w:t>
             </w:r>
@@ -3227,13 +3404,11 @@
     </w:tbl>
     <w:p>
       <w:pPr>
-        <w:spacing w:after="120"/>
-      </w:pPr>
-      <w:r>
-        <w:rPr>
-          <w:rFonts w:ascii="Calibri" w:cs="Calibri" w:eastAsia="Calibri" w:hAnsi="Calibri"/>
-          <w:sz w:val="22"/>
-          <w:szCs w:val="22"/>
+        <w:spacing w:after="120" w:line="276"/>
+      </w:pPr>
+      <w:r>
+        <w:rPr>
+          <w:rFonts w:ascii="Calibri" w:cs="Calibri" w:eastAsia="Calibri" w:hAnsi="Calibri"/>
         </w:rPr>
         <w:t xml:space="preserve"/>
       </w:r>
@@ -3249,33 +3424,222 @@
           <w:b/>
           <w:bCs/>
         </w:rPr>
-        <w:t xml:space="preserve">About this document</w:t>
-      </w:r>
-    </w:p>
-    <w:p>
-      <w:pPr>
-        <w:spacing w:after="120"/>
-      </w:pPr>
-      <w:r>
-        <w:rPr>
-          <w:rFonts w:ascii="Calibri" w:cs="Calibri" w:eastAsia="Calibri" w:hAnsi="Calibri"/>
-          <w:sz w:val="22"/>
-          <w:szCs w:val="22"/>
-        </w:rPr>
-        <w:t xml:space="preserve">Readyline provides general information and document templates for your own review. It is not legal advice and does not take account of your specific circumstances. Seek legal advice if you are unsure how a requirement applies to you. Readyline is an independent service and is not affiliated with the National Disability Insurance Agency or the NDIS Quality and Safeguards Commission.</w:t>
-      </w:r>
-    </w:p>
-    <w:p>
-      <w:pPr>
-        <w:spacing w:after="120"/>
-      </w:pPr>
-      <w:r>
-        <w:rPr>
-          <w:rFonts w:ascii="Calibri" w:cs="Calibri" w:eastAsia="Calibri" w:hAnsi="Calibri"/>
-          <w:sz w:val="22"/>
-          <w:szCs w:val="22"/>
-        </w:rPr>
-        <w:t xml:space="preserve">First drafts of your documents are generated with AI from your questionnaire answers. You are responsible for reviewing, editing and adopting them before use.</w:t>
+        <w:t xml:space="preserve">Change log</w:t>
+      </w:r>
+    </w:p>
+    <w:p>
+      <w:pPr>
+        <w:spacing w:after="120" w:line="276"/>
+      </w:pPr>
+      <w:r>
+        <w:rPr>
+          <w:rFonts w:ascii="Calibri" w:cs="Calibri" w:eastAsia="Calibri" w:hAnsi="Calibri"/>
+        </w:rPr>
+        <w:t xml:space="preserve">We record every change to this document here and tell workers when a new version applies.</w:t>
+      </w:r>
+    </w:p>
+    <w:tbl>
+      <w:tblPr>
+        <w:tblW w:type="dxa" w:w="9000"/>
+        <w:tblBorders>
+          <w:top w:val="single" w:color="auto" w:sz="4"/>
+          <w:left w:val="single" w:color="auto" w:sz="4"/>
+          <w:bottom w:val="single" w:color="auto" w:sz="4"/>
+          <w:right w:val="single" w:color="auto" w:sz="4"/>
+          <w:insideH w:val="single" w:color="auto" w:sz="4"/>
+          <w:insideV w:val="single" w:color="auto" w:sz="4"/>
+        </w:tblBorders>
+      </w:tblPr>
+      <w:tblGrid>
+        <w:gridCol w:w="2250"/>
+        <w:gridCol w:w="2250"/>
+        <w:gridCol w:w="2250"/>
+        <w:gridCol w:w="2250"/>
+      </w:tblGrid>
+      <w:tr>
+        <w:trPr>
+          <w:tblHeader/>
+        </w:trPr>
+        <w:tc>
+          <w:tcPr>
+            <w:tcW w:type="dxa" w:w="2250"/>
+            <w:tcBorders>
+              <w:top w:val="single" w:color="999999" w:sz="4"/>
+              <w:left w:val="single" w:color="999999" w:sz="4"/>
+              <w:bottom w:val="single" w:color="999999" w:sz="4"/>
+              <w:right w:val="single" w:color="999999" w:sz="4"/>
+            </w:tcBorders>
+            <w:shd w:fill="EEEEEE" w:val="clear"/>
+          </w:tcPr>
+          <w:p>
+            <w:r>
+              <w:rPr>
+                <w:rFonts w:ascii="Calibri" w:cs="Calibri" w:eastAsia="Calibri" w:hAnsi="Calibri"/>
+                <w:b/>
+                <w:bCs/>
+              </w:rPr>
+              <w:t xml:space="preserve">Version</w:t>
+            </w:r>
+          </w:p>
+        </w:tc>
+        <w:tc>
+          <w:tcPr>
+            <w:tcW w:type="dxa" w:w="2250"/>
+            <w:tcBorders>
+              <w:top w:val="single" w:color="999999" w:sz="4"/>
+              <w:left w:val="single" w:color="999999" w:sz="4"/>
+              <w:bottom w:val="single" w:color="999999" w:sz="4"/>
+              <w:right w:val="single" w:color="999999" w:sz="4"/>
+            </w:tcBorders>
+            <w:shd w:fill="EEEEEE" w:val="clear"/>
+          </w:tcPr>
+          <w:p>
+            <w:r>
+              <w:rPr>
+                <w:rFonts w:ascii="Calibri" w:cs="Calibri" w:eastAsia="Calibri" w:hAnsi="Calibri"/>
+                <w:b/>
+                <w:bCs/>
+              </w:rPr>
+              <w:t xml:space="preserve">Date</w:t>
+            </w:r>
+          </w:p>
+        </w:tc>
+        <w:tc>
+          <w:tcPr>
+            <w:tcW w:type="dxa" w:w="2250"/>
+            <w:tcBorders>
+              <w:top w:val="single" w:color="999999" w:sz="4"/>
+              <w:left w:val="single" w:color="999999" w:sz="4"/>
+              <w:bottom w:val="single" w:color="999999" w:sz="4"/>
+              <w:right w:val="single" w:color="999999" w:sz="4"/>
+            </w:tcBorders>
+            <w:shd w:fill="EEEEEE" w:val="clear"/>
+          </w:tcPr>
+          <w:p>
+            <w:r>
+              <w:rPr>
+                <w:rFonts w:ascii="Calibri" w:cs="Calibri" w:eastAsia="Calibri" w:hAnsi="Calibri"/>
+                <w:b/>
+                <w:bCs/>
+              </w:rPr>
+              <w:t xml:space="preserve">What changed</w:t>
+            </w:r>
+          </w:p>
+        </w:tc>
+        <w:tc>
+          <w:tcPr>
+            <w:tcW w:type="dxa" w:w="2250"/>
+            <w:tcBorders>
+              <w:top w:val="single" w:color="999999" w:sz="4"/>
+              <w:left w:val="single" w:color="999999" w:sz="4"/>
+              <w:bottom w:val="single" w:color="999999" w:sz="4"/>
+              <w:right w:val="single" w:color="999999" w:sz="4"/>
+            </w:tcBorders>
+            <w:shd w:fill="EEEEEE" w:val="clear"/>
+          </w:tcPr>
+          <w:p>
+            <w:r>
+              <w:rPr>
+                <w:rFonts w:ascii="Calibri" w:cs="Calibri" w:eastAsia="Calibri" w:hAnsi="Calibri"/>
+                <w:b/>
+                <w:bCs/>
+              </w:rPr>
+              <w:t xml:space="preserve">By whom</w:t>
+            </w:r>
+          </w:p>
+        </w:tc>
+      </w:tr>
+      <w:tr>
+        <w:trPr>
+          <w:cantSplit/>
+        </w:trPr>
+        <w:tc>
+          <w:tcPr>
+            <w:tcW w:type="dxa" w:w="2250"/>
+            <w:tcBorders>
+              <w:top w:val="single" w:color="999999" w:sz="4"/>
+              <w:left w:val="single" w:color="999999" w:sz="4"/>
+              <w:bottom w:val="single" w:color="999999" w:sz="4"/>
+              <w:right w:val="single" w:color="999999" w:sz="4"/>
+            </w:tcBorders>
+          </w:tcPr>
+          <w:p>
+            <w:r>
+              <w:rPr>
+                <w:rFonts w:ascii="Calibri" w:cs="Calibri" w:eastAsia="Calibri" w:hAnsi="Calibri"/>
+              </w:rPr>
+              <w:t xml:space="preserve">review-pack</w:t>
+            </w:r>
+          </w:p>
+        </w:tc>
+        <w:tc>
+          <w:tcPr>
+            <w:tcW w:type="dxa" w:w="2250"/>
+            <w:tcBorders>
+              <w:top w:val="single" w:color="999999" w:sz="4"/>
+              <w:left w:val="single" w:color="999999" w:sz="4"/>
+              <w:bottom w:val="single" w:color="999999" w:sz="4"/>
+              <w:right w:val="single" w:color="999999" w:sz="4"/>
+            </w:tcBorders>
+          </w:tcPr>
+          <w:p>
+            <w:r>
+              <w:rPr>
+                <w:rFonts w:ascii="Calibri" w:cs="Calibri" w:eastAsia="Calibri" w:hAnsi="Calibri"/>
+              </w:rPr>
+              <w:t xml:space="preserve">14 October 2026</w:t>
+            </w:r>
+          </w:p>
+        </w:tc>
+        <w:tc>
+          <w:tcPr>
+            <w:tcW w:type="dxa" w:w="2250"/>
+            <w:tcBorders>
+              <w:top w:val="single" w:color="999999" w:sz="4"/>
+              <w:left w:val="single" w:color="999999" w:sz="4"/>
+              <w:bottom w:val="single" w:color="999999" w:sz="4"/>
+              <w:right w:val="single" w:color="999999" w:sz="4"/>
+            </w:tcBorders>
+          </w:tcPr>
+          <w:p>
+            <w:r>
+              <w:rPr>
+                <w:rFonts w:ascii="Calibri" w:cs="Calibri" w:eastAsia="Calibri" w:hAnsi="Calibri"/>
+              </w:rPr>
+              <w:t xml:space="preserve">First version, drafted from our questionnaire answers</w:t>
+            </w:r>
+          </w:p>
+        </w:tc>
+        <w:tc>
+          <w:tcPr>
+            <w:tcW w:type="dxa" w:w="2250"/>
+            <w:tcBorders>
+              <w:top w:val="single" w:color="999999" w:sz="4"/>
+              <w:left w:val="single" w:color="999999" w:sz="4"/>
+              <w:bottom w:val="single" w:color="999999" w:sz="4"/>
+              <w:right w:val="single" w:color="999999" w:sz="4"/>
+            </w:tcBorders>
+          </w:tcPr>
+          <w:p>
+            <w:r>
+              <w:rPr>
+                <w:rFonts w:ascii="Calibri" w:cs="Calibri" w:eastAsia="Calibri" w:hAnsi="Calibri"/>
+              </w:rPr>
+              <w:t xml:space="preserve">Jane Citizen</w:t>
+            </w:r>
+          </w:p>
+        </w:tc>
+      </w:tr>
+    </w:tbl>
+    <w:p>
+      <w:pPr>
+        <w:spacing w:after="120" w:line="276"/>
+      </w:pPr>
+      <w:r>
+        <w:rPr>
+          <w:rFonts w:ascii="Calibri" w:cs="Calibri" w:eastAsia="Calibri" w:hAnsi="Calibri"/>
+        </w:rPr>
+        <w:t xml:space="preserve"/>
       </w:r>
     </w:p>
     <w:sectPr>
@@ -3336,16 +3700,16 @@
     <w:r>
       <w:rPr>
         <w:rFonts w:ascii="Calibri" w:cs="Calibri" w:eastAsia="Calibri" w:hAnsi="Calibri"/>
-        <w:sz w:val="22"/>
-        <w:szCs w:val="22"/>
+        <w:sz w:val="24"/>
+        <w:szCs w:val="24"/>
       </w:rPr>
-      <w:t xml:space="preserve">Prepared with Readyline. Version review-pack. Page </w:t>
+      <w:t xml:space="preserve">Service agreement template. Version review-pack. Draft prepared with Readyline. Page </w:t>
     </w:r>
     <w:r>
       <w:rPr>
         <w:rFonts w:ascii="Calibri" w:cs="Calibri" w:eastAsia="Calibri" w:hAnsi="Calibri"/>
-        <w:sz w:val="22"/>
-        <w:szCs w:val="22"/>
+        <w:sz w:val="24"/>
+        <w:szCs w:val="24"/>
       </w:rPr>
       <w:fldChar w:fldCharType="begin"/>
       <w:instrText xml:space="preserve">PAGE</w:instrText>
@@ -3355,16 +3719,16 @@
     <w:r>
       <w:rPr>
         <w:rFonts w:ascii="Calibri" w:cs="Calibri" w:eastAsia="Calibri" w:hAnsi="Calibri"/>
-        <w:sz w:val="22"/>
-        <w:szCs w:val="22"/>
+        <w:sz w:val="24"/>
+        <w:szCs w:val="24"/>
       </w:rPr>
       <w:t xml:space="preserve"> of </w:t>
     </w:r>
     <w:r>
       <w:rPr>
         <w:rFonts w:ascii="Calibri" w:cs="Calibri" w:eastAsia="Calibri" w:hAnsi="Calibri"/>
-        <w:sz w:val="22"/>
-        <w:szCs w:val="22"/>
+        <w:sz w:val="24"/>
+        <w:szCs w:val="24"/>
       </w:rPr>
       <w:fldChar w:fldCharType="begin"/>
       <w:instrText xml:space="preserve">NUMPAGES</w:instrText>
@@ -3421,8 +3785,8 @@
     <w:r>
       <w:rPr>
         <w:rFonts w:ascii="Calibri" w:cs="Calibri" w:eastAsia="Calibri" w:hAnsi="Calibri"/>
-        <w:sz w:val="22"/>
-        <w:szCs w:val="22"/>
+        <w:sz w:val="24"/>
+        <w:szCs w:val="24"/>
       </w:rPr>
       <w:t xml:space="preserve">Sunrise Supports: Service agreement template</w:t>
     </w:r>
@@ -3625,6 +3989,30 @@
     </w:lvl>
   </w:abstractNum>
   <w:abstractNum w:abstractNumId="11" w15:restartNumberingAfterBreak="0">
+    <w:multiLevelType w:val="hybridMultilevel"/>
+    <w:lvl w:ilvl="0" w:tentative="1">
+      <w:start w:val="1"/>
+      <w:numFmt w:val="decimal"/>
+      <w:lvlText w:val="%1."/>
+      <w:lvlJc w:val="left"/>
+      <w:pPr>
+        <w:ind w:left="720" w:hanging="360"/>
+      </w:pPr>
+    </w:lvl>
+  </w:abstractNum>
+  <w:abstractNum w:abstractNumId="12" w15:restartNumberingAfterBreak="0">
+    <w:multiLevelType w:val="hybridMultilevel"/>
+    <w:lvl w:ilvl="0" w:tentative="1">
+      <w:start w:val="1"/>
+      <w:numFmt w:val="decimal"/>
+      <w:lvlText w:val="%1."/>
+      <w:lvlJc w:val="left"/>
+      <w:pPr>
+        <w:ind w:left="720" w:hanging="360"/>
+      </w:pPr>
+    </w:lvl>
+  </w:abstractNum>
+  <w:abstractNum w:abstractNumId="13" w15:restartNumberingAfterBreak="0">
     <w:multiLevelType w:val="hybridMultilevel"/>
     <w:lvl w:ilvl="0" w:tentative="1">
       <w:start w:val="1"/>
@@ -3657,11 +4045,16 @@
     <w:rPrDefault>
       <w:rPr>
         <w:rFonts w:ascii="Calibri" w:cs="Calibri" w:eastAsia="Calibri" w:hAnsi="Calibri"/>
-        <w:sz w:val="22"/>
-        <w:szCs w:val="22"/>
+        <w:sz w:val="24"/>
+        <w:szCs w:val="24"/>
       </w:rPr>
     </w:rPrDefault>
-    <w:pPrDefault/>
+    <w:pPrDefault>
+      <w:pPr>
+        <w:spacing w:after="120" w:line="276"/>
+        <w:jc w:val="left"/>
+      </w:pPr>
+    </w:pPrDefault>
   </w:docDefaults>
   <w:style w:type="paragraph" w:styleId="Normal" w:default="1">
     <w:name w:val="Normal"/>
@@ -3716,9 +4109,12 @@
     <w:next w:val="Normal"/>
     <w:qFormat/>
     <w:rPr>
-      <w:color w:val="2E74B5"/>
-      <w:sz w:val="26"/>
-      <w:szCs w:val="26"/>
+      <w:rFonts w:ascii="Calibri" w:cs="Calibri" w:eastAsia="Calibri" w:hAnsi="Calibri"/>
+      <w:b/>
+      <w:bCs/>
+      <w:color w:val="000000"/>
+      <w:sz w:val="24"/>
+      <w:szCs w:val="24"/>
     </w:rPr>
   </w:style>
   <w:style w:type="paragraph" w:styleId="Heading3">
